--- a/teaching_cases/002_AIAgent新闻自动化归档/01_案例文档.docx
+++ b/teaching_cases/002_AIAgent新闻自动化归档/01_案例文档.docx
@@ -2,7 +2,7 @@
 <file path=word/document.xml><?xml version="1.0" encoding="utf-8"?>
 <w:document xmlns:w="http://schemas.openxmlformats.org/wordprocessingml/2006/main" xmlns:m="http://schemas.openxmlformats.org/officeDocument/2006/math" xmlns:r="http://schemas.openxmlformats.org/officeDocument/2006/relationships" xmlns:o="urn:schemas-microsoft-com:office:office" xmlns:v="urn:schemas-microsoft-com:vml" xmlns:w10="urn:schemas-microsoft-com:office:word" xmlns:a="http://schemas.openxmlformats.org/drawingml/2006/main" xmlns:pic="http://schemas.openxmlformats.org/drawingml/2006/picture" xmlns:wp="http://schemas.openxmlformats.org/drawingml/2006/wordprocessingDrawing">
   <w:body>
-    <w:bookmarkStart w:id="61" w:name="教学案例ai-agent-驱动的微信公众号新闻自动化归档"/>
+    <w:bookmarkStart w:id="74" w:name="教学案例ai-agent-驱动的微信公众号新闻自动化归档"/>
     <w:p>
       <w:pPr>
         <w:pStyle w:val="Heading1"/>
@@ -960,7 +960,7 @@
     </w:p>
     <w:bookmarkEnd w:id="12"/>
     <w:bookmarkEnd w:id="13"/>
-    <w:bookmarkStart w:id="40" w:name="三对话记录按模块"/>
+    <w:bookmarkStart w:id="46" w:name="三对话记录按模块"/>
     <w:p>
       <w:pPr>
         <w:pStyle w:val="Heading2"/>
@@ -972,7 +972,7 @@
         <w:t xml:space="preserve">三、对话记录（按模块）</w:t>
       </w:r>
     </w:p>
-    <w:bookmarkStart w:id="18" w:name="模块-1微信公众号文章抓取突破"/>
+    <w:bookmarkStart w:id="21" w:name="模块-1微信公众号文章抓取突破"/>
     <w:p>
       <w:pPr>
         <w:pStyle w:val="Heading3"/>
@@ -1015,7 +1015,7 @@
         <w:t xml:space="preserve"> - 13:22</w:t>
       </w:r>
     </w:p>
-    <w:bookmarkStart w:id="14" w:name="完整对话"/>
+    <w:bookmarkStart w:id="17" w:name="完整对话"/>
     <w:p>
       <w:pPr>
         <w:pStyle w:val="Heading4"/>
@@ -1138,6 +1138,64 @@
     </w:p>
     <w:p>
       <w:pPr>
+        <w:pStyle w:val="CaptionedFigure"/>
+      </w:pPr>
+      <w:r>
+        <w:drawing>
+          <wp:inline>
+            <wp:extent cx="5334000" cy="11532972"/>
+            <wp:effectExtent b="0" l="0" r="0" t="0"/>
+            <wp:docPr descr="微信文章截图" title="" id="15" name="Picture"/>
+            <a:graphic>
+              <a:graphicData uri="http://schemas.openxmlformats.org/drawingml/2006/picture">
+                <pic:pic>
+                  <pic:nvPicPr>
+                    <pic:cNvPr descr="./03_输入材料/模块1_微信文章截图_1.jpg" id="16" name="Picture"/>
+                    <pic:cNvPicPr>
+                      <a:picLocks noChangeArrowheads="1" noChangeAspect="1"/>
+                    </pic:cNvPicPr>
+                  </pic:nvPicPr>
+                  <pic:blipFill>
+                    <a:blip r:embed="rId14"/>
+                    <a:stretch>
+                      <a:fillRect/>
+                    </a:stretch>
+                  </pic:blipFill>
+                  <pic:spPr bwMode="auto">
+                    <a:xfrm>
+                      <a:off x="0" y="0"/>
+                      <a:ext cx="5334000" cy="11532972"/>
+                    </a:xfrm>
+                    <a:prstGeom prst="rect">
+                      <a:avLst/>
+                    </a:prstGeom>
+                    <a:noFill/>
+                    <a:ln w="9525">
+                      <a:noFill/>
+                      <a:headEnd/>
+                      <a:tailEnd/>
+                    </a:ln>
+                  </pic:spPr>
+                </pic:pic>
+              </a:graphicData>
+            </a:graphic>
+          </wp:inline>
+        </w:drawing>
+      </w:r>
+    </w:p>
+    <w:p>
+      <w:pPr>
+        <w:pStyle w:val="ImageCaption"/>
+      </w:pPr>
+      <w:r>
+        <w:rPr>
+          <w:rFonts w:hint="eastAsia"/>
+        </w:rPr>
+        <w:t xml:space="preserve">微信文章截图</w:t>
+      </w:r>
+    </w:p>
+    <w:p>
+      <w:pPr>
         <w:pStyle w:val="BodyText"/>
       </w:pPr>
       <w:r>
@@ -1586,8 +1644,8 @@
         <w:t xml:space="preserve">"</w:t>
       </w:r>
     </w:p>
-    <w:bookmarkEnd w:id="14"/>
-    <w:bookmarkStart w:id="15" w:name="教学分析"/>
+    <w:bookmarkEnd w:id="17"/>
+    <w:bookmarkStart w:id="18" w:name="教学分析"/>
     <w:p>
       <w:pPr>
         <w:pStyle w:val="Heading4"/>
@@ -1790,8 +1848,8 @@
         </w:tc>
       </w:tr>
     </w:tbl>
-    <w:bookmarkEnd w:id="15"/>
-    <w:bookmarkStart w:id="16" w:name="关键技巧"/>
+    <w:bookmarkEnd w:id="18"/>
+    <w:bookmarkStart w:id="19" w:name="关键技巧"/>
     <w:p>
       <w:pPr>
         <w:pStyle w:val="Heading4"/>
@@ -1902,8 +1960,8 @@
         <w:t xml:space="preserve">渲染</w:t>
       </w:r>
     </w:p>
-    <w:bookmarkEnd w:id="16"/>
-    <w:bookmarkStart w:id="17" w:name="验证点"/>
+    <w:bookmarkEnd w:id="19"/>
+    <w:bookmarkStart w:id="20" w:name="验证点"/>
     <w:p>
       <w:pPr>
         <w:pStyle w:val="Heading4"/>
@@ -1985,9 +2043,9 @@
         </w:pict>
       </w:r>
     </w:p>
-    <w:bookmarkEnd w:id="17"/>
-    <w:bookmarkEnd w:id="18"/>
-    <w:bookmarkStart w:id="22" w:name="模块-2技能封装与保存"/>
+    <w:bookmarkEnd w:id="20"/>
+    <w:bookmarkEnd w:id="21"/>
+    <w:bookmarkStart w:id="25" w:name="模块-2技能封装与保存"/>
     <w:p>
       <w:pPr>
         <w:pStyle w:val="Heading3"/>
@@ -2027,7 +2085,7 @@
         <w:t xml:space="preserve">：13:30</w:t>
       </w:r>
     </w:p>
-    <w:bookmarkStart w:id="19" w:name="完整对话-1"/>
+    <w:bookmarkStart w:id="22" w:name="完整对话-1"/>
     <w:p>
       <w:pPr>
         <w:pStyle w:val="Heading4"/>
@@ -2222,8 +2280,8 @@
         <w:t xml:space="preserve">站点经验</w:t>
       </w:r>
     </w:p>
-    <w:bookmarkEnd w:id="19"/>
-    <w:bookmarkStart w:id="20" w:name="教学分析-1"/>
+    <w:bookmarkEnd w:id="22"/>
+    <w:bookmarkStart w:id="23" w:name="教学分析-1"/>
     <w:p>
       <w:pPr>
         <w:pStyle w:val="Heading4"/>
@@ -2426,8 +2484,8 @@
         </w:tc>
       </w:tr>
     </w:tbl>
-    <w:bookmarkEnd w:id="20"/>
-    <w:bookmarkStart w:id="21" w:name="关键技巧-1"/>
+    <w:bookmarkEnd w:id="23"/>
+    <w:bookmarkStart w:id="24" w:name="关键技巧-1"/>
     <w:p>
       <w:pPr>
         <w:pStyle w:val="Heading4"/>
@@ -2537,9 +2595,9 @@
         </w:pict>
       </w:r>
     </w:p>
-    <w:bookmarkEnd w:id="21"/>
-    <w:bookmarkEnd w:id="22"/>
-    <w:bookmarkStart w:id="27" w:name="模块-3pdf-生成与发送"/>
+    <w:bookmarkEnd w:id="24"/>
+    <w:bookmarkEnd w:id="25"/>
+    <w:bookmarkStart w:id="33" w:name="模块-3pdf-生成与发送"/>
     <w:p>
       <w:pPr>
         <w:pStyle w:val="Heading3"/>
@@ -2591,7 +2649,7 @@
         <w:t xml:space="preserve"> - 14:13</w:t>
       </w:r>
     </w:p>
-    <w:bookmarkStart w:id="23" w:name="完整对话-2"/>
+    <w:bookmarkStart w:id="29" w:name="完整对话-2"/>
     <w:p>
       <w:pPr>
         <w:pStyle w:val="Heading4"/>
@@ -2884,6 +2942,64 @@
     </w:p>
     <w:p>
       <w:pPr>
+        <w:pStyle w:val="CaptionedFigure"/>
+      </w:pPr>
+      <w:r>
+        <w:drawing>
+          <wp:inline>
+            <wp:extent cx="5334000" cy="11532972"/>
+            <wp:effectExtent b="0" l="0" r="0" t="0"/>
+            <wp:docPr descr="PDF效果截图" title="" id="27" name="Picture"/>
+            <a:graphic>
+              <a:graphicData uri="http://schemas.openxmlformats.org/drawingml/2006/picture">
+                <pic:pic>
+                  <pic:nvPicPr>
+                    <pic:cNvPr descr="./03_输入材料/模块3_PDF效果截图_1.jpg" id="28" name="Picture"/>
+                    <pic:cNvPicPr>
+                      <a:picLocks noChangeArrowheads="1" noChangeAspect="1"/>
+                    </pic:cNvPicPr>
+                  </pic:nvPicPr>
+                  <pic:blipFill>
+                    <a:blip r:embed="rId26"/>
+                    <a:stretch>
+                      <a:fillRect/>
+                    </a:stretch>
+                  </pic:blipFill>
+                  <pic:spPr bwMode="auto">
+                    <a:xfrm>
+                      <a:off x="0" y="0"/>
+                      <a:ext cx="5334000" cy="11532972"/>
+                    </a:xfrm>
+                    <a:prstGeom prst="rect">
+                      <a:avLst/>
+                    </a:prstGeom>
+                    <a:noFill/>
+                    <a:ln w="9525">
+                      <a:noFill/>
+                      <a:headEnd/>
+                      <a:tailEnd/>
+                    </a:ln>
+                  </pic:spPr>
+                </pic:pic>
+              </a:graphicData>
+            </a:graphic>
+          </wp:inline>
+        </w:drawing>
+      </w:r>
+    </w:p>
+    <w:p>
+      <w:pPr>
+        <w:pStyle w:val="ImageCaption"/>
+      </w:pPr>
+      <w:r>
+        <w:rPr>
+          <w:rFonts w:hint="eastAsia"/>
+        </w:rPr>
+        <w:t xml:space="preserve">PDF效果截图</w:t>
+      </w:r>
+    </w:p>
+    <w:p>
+      <w:pPr>
         <w:pStyle w:val="BodyText"/>
       </w:pPr>
       <w:r>
@@ -2939,8 +3055,8 @@
         <w:t xml:space="preserve"> PDF。</w:t>
       </w:r>
     </w:p>
-    <w:bookmarkEnd w:id="23"/>
-    <w:bookmarkStart w:id="24" w:name="教学分析-2"/>
+    <w:bookmarkEnd w:id="29"/>
+    <w:bookmarkStart w:id="30" w:name="教学分析-2"/>
     <w:p>
       <w:pPr>
         <w:pStyle w:val="Heading4"/>
@@ -3146,8 +3262,8 @@
         </w:tc>
       </w:tr>
     </w:tbl>
-    <w:bookmarkEnd w:id="24"/>
-    <w:bookmarkStart w:id="25" w:name="关键技巧-2"/>
+    <w:bookmarkEnd w:id="30"/>
+    <w:bookmarkStart w:id="31" w:name="关键技巧-2"/>
     <w:p>
       <w:pPr>
         <w:pStyle w:val="Heading4"/>
@@ -3256,8 +3372,8 @@
         <w:t xml:space="preserve">：通过调整图片参数控制最终文件大小</w:t>
       </w:r>
     </w:p>
-    <w:bookmarkEnd w:id="25"/>
-    <w:bookmarkStart w:id="26" w:name="验证点-1"/>
+    <w:bookmarkEnd w:id="31"/>
+    <w:bookmarkStart w:id="32" w:name="验证点-1"/>
     <w:p>
       <w:pPr>
         <w:pStyle w:val="Heading4"/>
@@ -3309,9 +3425,9 @@
         </w:pict>
       </w:r>
     </w:p>
-    <w:bookmarkEnd w:id="26"/>
-    <w:bookmarkEnd w:id="27"/>
-    <w:bookmarkStart w:id="31" w:name="模块-4批量新闻归档"/>
+    <w:bookmarkEnd w:id="32"/>
+    <w:bookmarkEnd w:id="33"/>
+    <w:bookmarkStart w:id="37" w:name="模块-4批量新闻归档"/>
     <w:p>
       <w:pPr>
         <w:pStyle w:val="Heading3"/>
@@ -3354,7 +3470,7 @@
         <w:t xml:space="preserve"> - 14:25</w:t>
       </w:r>
     </w:p>
-    <w:bookmarkStart w:id="28" w:name="完整对话-3"/>
+    <w:bookmarkStart w:id="34" w:name="完整对话-3"/>
     <w:p>
       <w:pPr>
         <w:pStyle w:val="Heading4"/>
@@ -4034,8 +4150,8 @@
         <w:t xml:space="preserve">课程结课</w:t>
       </w:r>
     </w:p>
-    <w:bookmarkEnd w:id="28"/>
-    <w:bookmarkStart w:id="29" w:name="教学分析-3"/>
+    <w:bookmarkEnd w:id="34"/>
+    <w:bookmarkStart w:id="35" w:name="教学分析-3"/>
     <w:p>
       <w:pPr>
         <w:pStyle w:val="Heading4"/>
@@ -4247,8 +4363,8 @@
         </w:tc>
       </w:tr>
     </w:tbl>
-    <w:bookmarkEnd w:id="29"/>
-    <w:bookmarkStart w:id="30" w:name="关键技巧-3"/>
+    <w:bookmarkEnd w:id="35"/>
+    <w:bookmarkStart w:id="36" w:name="关键技巧-3"/>
     <w:p>
       <w:pPr>
         <w:pStyle w:val="Heading4"/>
@@ -4357,9 +4473,9 @@
         </w:pict>
       </w:r>
     </w:p>
-    <w:bookmarkEnd w:id="30"/>
-    <w:bookmarkEnd w:id="31"/>
-    <w:bookmarkStart w:id="35" w:name="模块-5自动化流程设计"/>
+    <w:bookmarkEnd w:id="36"/>
+    <w:bookmarkEnd w:id="37"/>
+    <w:bookmarkStart w:id="41" w:name="模块-5自动化流程设计"/>
     <w:p>
       <w:pPr>
         <w:pStyle w:val="Heading3"/>
@@ -4402,7 +4518,7 @@
         <w:t xml:space="preserve"> - 14:26</w:t>
       </w:r>
     </w:p>
-    <w:bookmarkStart w:id="32" w:name="完整对话-4"/>
+    <w:bookmarkStart w:id="38" w:name="完整对话-4"/>
     <w:p>
       <w:pPr>
         <w:pStyle w:val="Heading4"/>
@@ -5007,8 +5123,8 @@
         <w:t xml:space="preserve">：自动化流程文档</w:t>
       </w:r>
     </w:p>
-    <w:bookmarkEnd w:id="32"/>
-    <w:bookmarkStart w:id="33" w:name="教学分析-4"/>
+    <w:bookmarkEnd w:id="38"/>
+    <w:bookmarkStart w:id="39" w:name="教学分析-4"/>
     <w:p>
       <w:pPr>
         <w:pStyle w:val="Heading4"/>
@@ -5220,8 +5336,8 @@
         </w:tc>
       </w:tr>
     </w:tbl>
-    <w:bookmarkEnd w:id="33"/>
-    <w:bookmarkStart w:id="34" w:name="关键技巧-4"/>
+    <w:bookmarkEnd w:id="39"/>
+    <w:bookmarkStart w:id="40" w:name="关键技巧-4"/>
     <w:p>
       <w:pPr>
         <w:pStyle w:val="Heading4"/>
@@ -5352,9 +5468,9 @@
         </w:pict>
       </w:r>
     </w:p>
-    <w:bookmarkEnd w:id="34"/>
-    <w:bookmarkEnd w:id="35"/>
-    <w:bookmarkStart w:id="39" w:name="模块-6模型切换与案例整理"/>
+    <w:bookmarkEnd w:id="40"/>
+    <w:bookmarkEnd w:id="41"/>
+    <w:bookmarkStart w:id="45" w:name="模块-6模型切换与案例整理"/>
     <w:p>
       <w:pPr>
         <w:pStyle w:val="Heading3"/>
@@ -5397,7 +5513,7 @@
         <w:t xml:space="preserve"> - 15:26</w:t>
       </w:r>
     </w:p>
-    <w:bookmarkStart w:id="36" w:name="完整对话-5"/>
+    <w:bookmarkStart w:id="42" w:name="完整对话-5"/>
     <w:p>
       <w:pPr>
         <w:pStyle w:val="Heading4"/>
@@ -5599,8 +5715,8 @@
         <w:t xml:space="preserve">技能，按标准格式导出完整案例包。</w:t>
       </w:r>
     </w:p>
-    <w:bookmarkEnd w:id="36"/>
-    <w:bookmarkStart w:id="37" w:name="教学分析-5"/>
+    <w:bookmarkEnd w:id="42"/>
+    <w:bookmarkStart w:id="43" w:name="教学分析-5"/>
     <w:p>
       <w:pPr>
         <w:pStyle w:val="Heading4"/>
@@ -5812,8 +5928,8 @@
         </w:tc>
       </w:tr>
     </w:tbl>
-    <w:bookmarkEnd w:id="37"/>
-    <w:bookmarkStart w:id="38" w:name="关键技巧-5"/>
+    <w:bookmarkEnd w:id="43"/>
+    <w:bookmarkStart w:id="44" w:name="关键技巧-5"/>
     <w:p>
       <w:pPr>
         <w:pStyle w:val="Heading4"/>
@@ -5922,10 +6038,10 @@
         </w:pict>
       </w:r>
     </w:p>
-    <w:bookmarkEnd w:id="38"/>
-    <w:bookmarkEnd w:id="39"/>
-    <w:bookmarkEnd w:id="40"/>
-    <w:bookmarkStart w:id="45" w:name="四关键技巧提炼"/>
+    <w:bookmarkEnd w:id="44"/>
+    <w:bookmarkEnd w:id="45"/>
+    <w:bookmarkEnd w:id="46"/>
+    <w:bookmarkStart w:id="51" w:name="四关键技巧提炼"/>
     <w:p>
       <w:pPr>
         <w:pStyle w:val="Heading2"/>
@@ -5937,7 +6053,7 @@
         <w:t xml:space="preserve">四、关键技巧提炼</w:t>
       </w:r>
     </w:p>
-    <w:bookmarkStart w:id="41" w:name="微信公众号反爬处理"/>
+    <w:bookmarkStart w:id="47" w:name="微信公众号反爬处理"/>
     <w:p>
       <w:pPr>
         <w:pStyle w:val="Heading3"/>
@@ -6226,8 +6342,8 @@
         </w:tc>
       </w:tr>
     </w:tbl>
-    <w:bookmarkEnd w:id="41"/>
-    <w:bookmarkStart w:id="42" w:name="图片处理策略"/>
+    <w:bookmarkEnd w:id="47"/>
+    <w:bookmarkStart w:id="48" w:name="图片处理策略"/>
     <w:p>
       <w:pPr>
         <w:pStyle w:val="Heading3"/>
@@ -6550,8 +6666,8 @@
         <w:t xml:space="preserve">'</w:t>
       </w:r>
     </w:p>
-    <w:bookmarkEnd w:id="42"/>
-    <w:bookmarkStart w:id="43" w:name="批量处理脚本"/>
+    <w:bookmarkEnd w:id="48"/>
+    <w:bookmarkStart w:id="49" w:name="批量处理脚本"/>
     <w:p>
       <w:pPr>
         <w:pStyle w:val="Heading3"/>
@@ -6841,8 +6957,8 @@
         <w:t xml:space="preserve">done</w:t>
       </w:r>
     </w:p>
-    <w:bookmarkEnd w:id="43"/>
-    <w:bookmarkStart w:id="44" w:name="定时任务配置"/>
+    <w:bookmarkEnd w:id="49"/>
+    <w:bookmarkStart w:id="50" w:name="定时任务配置"/>
     <w:p>
       <w:pPr>
         <w:pStyle w:val="Heading3"/>
@@ -6904,7 +7020,7 @@
         <w:rPr>
           <w:rStyle w:val="NormalTok"/>
         </w:rPr>
-        <w:t xml:space="preserve"> 1 bash ~/.openclaw/workspace/zhugebin-news/scripts/weekly-news-check.sh</w:t>
+        <w:t xml:space="preserve"> 1 bash ../zhugebin-news/scripts/weekly-news-check.sh</w:t>
       </w:r>
       <w:r>
         <w:br/>
@@ -6955,7 +7071,7 @@
         <w:rPr>
           <w:rStyle w:val="NormalTok"/>
         </w:rPr>
-        <w:t xml:space="preserve"> 3 bash ~/.openclaw/workspace/zhugebin-news/scripts/batch-generate-pdfs.sh</w:t>
+        <w:t xml:space="preserve"> 3 bash ../zhugebin-news/scripts/batch-generate-pdfs.sh</w:t>
       </w:r>
     </w:p>
     <w:p>
@@ -6965,9 +7081,9 @@
         </w:pict>
       </w:r>
     </w:p>
-    <w:bookmarkEnd w:id="44"/>
-    <w:bookmarkEnd w:id="45"/>
-    <w:bookmarkStart w:id="48" w:name="五产出物展示"/>
+    <w:bookmarkEnd w:id="50"/>
+    <w:bookmarkEnd w:id="51"/>
+    <w:bookmarkStart w:id="54" w:name="五产出物展示"/>
     <w:p>
       <w:pPr>
         <w:pStyle w:val="Heading2"/>
@@ -6979,7 +7095,7 @@
         <w:t xml:space="preserve">五、产出物展示</w:t>
       </w:r>
     </w:p>
-    <w:bookmarkStart w:id="46" w:name="文件清单"/>
+    <w:bookmarkStart w:id="52" w:name="文件清单"/>
     <w:p>
       <w:pPr>
         <w:pStyle w:val="Heading3"/>
@@ -6992,6 +7108,1619 @@
           <w:rFonts w:hint="eastAsia"/>
         </w:rPr>
         <w:t xml:space="preserve">文件清单</w:t>
+      </w:r>
+    </w:p>
+    <w:tbl>
+      <w:tblPr>
+        <w:tblStyle w:val="Table"/>
+        <w:tblW w:type="pct" w:w="5000"/>
+        <w:tblLayout w:type="fixed"/>
+        <w:tblLook w:firstRow="1" w:lastRow="0" w:firstColumn="0" w:lastColumn="0" w:noHBand="0" w:noVBand="0" w:val="0020"/>
+      </w:tblPr>
+      <w:tblGrid>
+        <w:gridCol w:w="1697"/>
+        <w:gridCol w:w="1697"/>
+        <w:gridCol w:w="1697"/>
+        <w:gridCol w:w="2828"/>
+      </w:tblGrid>
+      <w:tr>
+        <w:trPr>
+          <w:tblHeader w:val="on"/>
+        </w:trPr>
+        <w:tc>
+          <w:tcPr/>
+          <w:p>
+            <w:pPr>
+              <w:pStyle w:val="Compact"/>
+            </w:pPr>
+            <w:r>
+              <w:rPr>
+                <w:rFonts w:hint="eastAsia"/>
+              </w:rPr>
+              <w:t xml:space="preserve">文件</w:t>
+            </w:r>
+          </w:p>
+        </w:tc>
+        <w:tc>
+          <w:tcPr/>
+          <w:p>
+            <w:pPr>
+              <w:pStyle w:val="Compact"/>
+            </w:pPr>
+            <w:r>
+              <w:rPr>
+                <w:rFonts w:hint="eastAsia"/>
+              </w:rPr>
+              <w:t xml:space="preserve">大小</w:t>
+            </w:r>
+          </w:p>
+        </w:tc>
+        <w:tc>
+          <w:tcPr/>
+          <w:p>
+            <w:pPr>
+              <w:pStyle w:val="Compact"/>
+            </w:pPr>
+            <w:r>
+              <w:rPr>
+                <w:rFonts w:hint="eastAsia"/>
+              </w:rPr>
+              <w:t xml:space="preserve">说明</w:t>
+            </w:r>
+          </w:p>
+        </w:tc>
+        <w:tc>
+          <w:tcPr/>
+          <w:p>
+            <w:pPr>
+              <w:pStyle w:val="Compact"/>
+            </w:pPr>
+            <w:r>
+              <w:rPr>
+                <w:rFonts w:hint="eastAsia"/>
+              </w:rPr>
+              <w:t xml:space="preserve">相对路径</w:t>
+            </w:r>
+          </w:p>
+        </w:tc>
+      </w:tr>
+      <w:tr>
+        <w:tc>
+          <w:tcPr/>
+          <w:p>
+            <w:pPr>
+              <w:pStyle w:val="Compact"/>
+            </w:pPr>
+            <w:r>
+              <w:t xml:space="preserve">zhugebin-news-html.zip</w:t>
+            </w:r>
+          </w:p>
+        </w:tc>
+        <w:tc>
+          <w:tcPr/>
+          <w:p>
+            <w:pPr>
+              <w:pStyle w:val="Compact"/>
+            </w:pPr>
+            <w:r>
+              <w:t xml:space="preserve">16MB</w:t>
+            </w:r>
+          </w:p>
+        </w:tc>
+        <w:tc>
+          <w:tcPr/>
+          <w:p>
+            <w:pPr>
+              <w:pStyle w:val="Compact"/>
+            </w:pPr>
+            <w:r>
+              <w:t xml:space="preserve">13 </w:t>
+            </w:r>
+            <w:r>
+              <w:rPr>
+                <w:rFonts w:hint="eastAsia"/>
+              </w:rPr>
+              <w:t xml:space="preserve">篇自包含</w:t>
+            </w:r>
+            <w:r>
+              <w:t xml:space="preserve"> HTML </w:t>
+            </w:r>
+            <w:r>
+              <w:rPr>
+                <w:rFonts w:hint="eastAsia"/>
+              </w:rPr>
+              <w:t xml:space="preserve">文件（图片内嵌）</w:t>
+            </w:r>
+          </w:p>
+        </w:tc>
+        <w:tc>
+          <w:tcPr/>
+          <w:p>
+            <w:pPr>
+              <w:pStyle w:val="Compact"/>
+            </w:pPr>
+            <w:r>
+              <w:rPr>
+                <w:rStyle w:val="VerbatimChar"/>
+                <w:rFonts w:hint="eastAsia"/>
+              </w:rPr>
+              <w:t xml:space="preserve">./02_产出物/zhugebin-news-html.zip</w:t>
+            </w:r>
+          </w:p>
+        </w:tc>
+      </w:tr>
+      <w:tr>
+        <w:tc>
+          <w:tcPr/>
+          <w:p>
+            <w:pPr>
+              <w:pStyle w:val="Compact"/>
+            </w:pPr>
+            <w:r>
+              <w:t xml:space="preserve">zhugebin-news-summaries.zip</w:t>
+            </w:r>
+          </w:p>
+        </w:tc>
+        <w:tc>
+          <w:tcPr/>
+          <w:p>
+            <w:pPr>
+              <w:pStyle w:val="Compact"/>
+            </w:pPr>
+            <w:r>
+              <w:t xml:space="preserve">29KB</w:t>
+            </w:r>
+          </w:p>
+        </w:tc>
+        <w:tc>
+          <w:tcPr/>
+          <w:p>
+            <w:pPr>
+              <w:pStyle w:val="Compact"/>
+            </w:pPr>
+            <w:r>
+              <w:t xml:space="preserve">13 </w:t>
+            </w:r>
+            <w:r>
+              <w:rPr>
+                <w:rFonts w:hint="eastAsia"/>
+              </w:rPr>
+              <w:t xml:space="preserve">篇新闻摘要文档</w:t>
+            </w:r>
+          </w:p>
+        </w:tc>
+        <w:tc>
+          <w:tcPr/>
+          <w:p>
+            <w:pPr>
+              <w:pStyle w:val="Compact"/>
+            </w:pPr>
+            <w:r>
+              <w:rPr>
+                <w:rStyle w:val="VerbatimChar"/>
+                <w:rFonts w:hint="eastAsia"/>
+              </w:rPr>
+              <w:t xml:space="preserve">./02_产出物/zhugebin-news-summaries.zip</w:t>
+            </w:r>
+          </w:p>
+        </w:tc>
+      </w:tr>
+      <w:tr>
+        <w:tc>
+          <w:tcPr/>
+          <w:p>
+            <w:pPr>
+              <w:pStyle w:val="Compact"/>
+            </w:pPr>
+            <w:r>
+              <w:t xml:space="preserve">zhugebin-news-case-study.zip</w:t>
+            </w:r>
+          </w:p>
+        </w:tc>
+        <w:tc>
+          <w:tcPr/>
+          <w:p>
+            <w:pPr>
+              <w:pStyle w:val="Compact"/>
+            </w:pPr>
+            <w:r>
+              <w:t xml:space="preserve">4.8KB</w:t>
+            </w:r>
+          </w:p>
+        </w:tc>
+        <w:tc>
+          <w:tcPr/>
+          <w:p>
+            <w:pPr>
+              <w:pStyle w:val="Compact"/>
+            </w:pPr>
+            <w:r>
+              <w:rPr>
+                <w:rFonts w:hint="eastAsia"/>
+              </w:rPr>
+              <w:t xml:space="preserve">诸葛斌老师与小龙虾教学案例</w:t>
+            </w:r>
+          </w:p>
+        </w:tc>
+        <w:tc>
+          <w:tcPr/>
+          <w:p>
+            <w:pPr>
+              <w:pStyle w:val="Compact"/>
+            </w:pPr>
+            <w:r>
+              <w:rPr>
+                <w:rStyle w:val="VerbatimChar"/>
+                <w:rFonts w:hint="eastAsia"/>
+              </w:rPr>
+              <w:t xml:space="preserve">./02_产出物/zhugebin-news-case-study.zip</w:t>
+            </w:r>
+          </w:p>
+        </w:tc>
+      </w:tr>
+      <w:tr>
+        <w:tc>
+          <w:tcPr/>
+          <w:p>
+            <w:pPr>
+              <w:pStyle w:val="Compact"/>
+            </w:pPr>
+            <w:r>
+              <w:t xml:space="preserve">zhugebin-xiaolongxia-teaching-case.md</w:t>
+            </w:r>
+          </w:p>
+        </w:tc>
+        <w:tc>
+          <w:tcPr/>
+          <w:p>
+            <w:pPr>
+              <w:pStyle w:val="Compact"/>
+            </w:pPr>
+            <w:r>
+              <w:t xml:space="preserve">9.7K</w:t>
+            </w:r>
+          </w:p>
+        </w:tc>
+        <w:tc>
+          <w:tcPr/>
+          <w:p>
+            <w:pPr>
+              <w:pStyle w:val="Compact"/>
+            </w:pPr>
+            <w:r>
+              <w:rPr>
+                <w:rFonts w:hint="eastAsia"/>
+              </w:rPr>
+              <w:t xml:space="preserve">教学案例（Markdown）</w:t>
+            </w:r>
+          </w:p>
+        </w:tc>
+        <w:tc>
+          <w:tcPr/>
+          <w:p>
+            <w:pPr>
+              <w:pStyle w:val="Compact"/>
+            </w:pPr>
+            <w:r>
+              <w:rPr>
+                <w:rStyle w:val="VerbatimChar"/>
+                <w:rFonts w:hint="eastAsia"/>
+              </w:rPr>
+              <w:t xml:space="preserve">./02_产出物/zhugebin-xiaolongxia-teaching-case.md</w:t>
+            </w:r>
+          </w:p>
+        </w:tc>
+      </w:tr>
+      <w:tr>
+        <w:tc>
+          <w:tcPr/>
+          <w:p>
+            <w:pPr>
+              <w:pStyle w:val="Compact"/>
+            </w:pPr>
+            <w:r>
+              <w:t xml:space="preserve">today-chat-teaching-case.md</w:t>
+            </w:r>
+          </w:p>
+        </w:tc>
+        <w:tc>
+          <w:tcPr/>
+          <w:p>
+            <w:pPr>
+              <w:pStyle w:val="Compact"/>
+            </w:pPr>
+            <w:r>
+              <w:t xml:space="preserve">13K</w:t>
+            </w:r>
+          </w:p>
+        </w:tc>
+        <w:tc>
+          <w:tcPr/>
+          <w:p>
+            <w:pPr>
+              <w:pStyle w:val="Compact"/>
+            </w:pPr>
+            <w:r>
+              <w:rPr>
+                <w:rFonts w:hint="eastAsia"/>
+              </w:rPr>
+              <w:t xml:space="preserve">今日对话教学案例（Markdown）</w:t>
+            </w:r>
+          </w:p>
+        </w:tc>
+        <w:tc>
+          <w:tcPr/>
+          <w:p>
+            <w:pPr>
+              <w:pStyle w:val="Compact"/>
+            </w:pPr>
+            <w:r>
+              <w:rPr>
+                <w:rStyle w:val="VerbatimChar"/>
+                <w:rFonts w:hint="eastAsia"/>
+              </w:rPr>
+              <w:t xml:space="preserve">./02_产出物/today-chat-teaching-case.md</w:t>
+            </w:r>
+          </w:p>
+        </w:tc>
+      </w:tr>
+      <w:tr>
+        <w:tc>
+          <w:tcPr/>
+          <w:p>
+            <w:pPr>
+              <w:pStyle w:val="Compact"/>
+            </w:pPr>
+            <w:r>
+              <w:t xml:space="preserve">index.md</w:t>
+            </w:r>
+          </w:p>
+        </w:tc>
+        <w:tc>
+          <w:tcPr/>
+          <w:p>
+            <w:pPr>
+              <w:pStyle w:val="Compact"/>
+            </w:pPr>
+            <w:r>
+              <w:t xml:space="preserve">2.9K</w:t>
+            </w:r>
+          </w:p>
+        </w:tc>
+        <w:tc>
+          <w:tcPr/>
+          <w:p>
+            <w:pPr>
+              <w:pStyle w:val="Compact"/>
+            </w:pPr>
+            <w:r>
+              <w:rPr>
+                <w:rFonts w:hint="eastAsia"/>
+              </w:rPr>
+              <w:t xml:space="preserve">新闻文章索引</w:t>
+            </w:r>
+          </w:p>
+        </w:tc>
+        <w:tc>
+          <w:tcPr/>
+          <w:p>
+            <w:pPr>
+              <w:pStyle w:val="Compact"/>
+            </w:pPr>
+            <w:r>
+              <w:rPr>
+                <w:rStyle w:val="VerbatimChar"/>
+                <w:rFonts w:hint="eastAsia"/>
+              </w:rPr>
+              <w:t xml:space="preserve">./02_产出物/index.md</w:t>
+            </w:r>
+          </w:p>
+        </w:tc>
+      </w:tr>
+      <w:tr>
+        <w:tc>
+          <w:tcPr/>
+          <w:p>
+            <w:pPr>
+              <w:pStyle w:val="Compact"/>
+            </w:pPr>
+            <w:r>
+              <w:t xml:space="preserve">AUTOMATION.md</w:t>
+            </w:r>
+          </w:p>
+        </w:tc>
+        <w:tc>
+          <w:tcPr/>
+          <w:p>
+            <w:pPr>
+              <w:pStyle w:val="Compact"/>
+            </w:pPr>
+            <w:r>
+              <w:t xml:space="preserve">3.2K</w:t>
+            </w:r>
+          </w:p>
+        </w:tc>
+        <w:tc>
+          <w:tcPr/>
+          <w:p>
+            <w:pPr>
+              <w:pStyle w:val="Compact"/>
+            </w:pPr>
+            <w:r>
+              <w:rPr>
+                <w:rFonts w:hint="eastAsia"/>
+              </w:rPr>
+              <w:t xml:space="preserve">自动化流程文档</w:t>
+            </w:r>
+          </w:p>
+        </w:tc>
+        <w:tc>
+          <w:tcPr/>
+          <w:p>
+            <w:pPr>
+              <w:pStyle w:val="Compact"/>
+            </w:pPr>
+            <w:r>
+              <w:rPr>
+                <w:rStyle w:val="VerbatimChar"/>
+                <w:rFonts w:hint="eastAsia"/>
+              </w:rPr>
+              <w:t xml:space="preserve">./02_产出物/AUTOMATION.md</w:t>
+            </w:r>
+          </w:p>
+        </w:tc>
+      </w:tr>
+    </w:tbl>
+    <w:bookmarkEnd w:id="52"/>
+    <w:bookmarkStart w:id="53" w:name="目录结构"/>
+    <w:p>
+      <w:pPr>
+        <w:pStyle w:val="Heading3"/>
+      </w:pPr>
+      <w:r>
+        <w:t xml:space="preserve">5.2 </w:t>
+      </w:r>
+      <w:r>
+        <w:rPr>
+          <w:rFonts w:hint="eastAsia"/>
+        </w:rPr>
+        <w:t xml:space="preserve">目录结构</w:t>
+      </w:r>
+    </w:p>
+    <w:p>
+      <w:pPr>
+        <w:pStyle w:val="SourceCode"/>
+      </w:pPr>
+      <w:r>
+        <w:rPr>
+          <w:rStyle w:val="VerbatimChar"/>
+        </w:rPr>
+        <w:t xml:space="preserve">zhugebin-news/</w:t>
+      </w:r>
+      <w:r>
+        <w:br/>
+      </w:r>
+      <w:r>
+        <w:rPr>
+          <w:rStyle w:val="VerbatimChar"/>
+        </w:rPr>
+        <w:t xml:space="preserve">├── index.md              # </w:t>
+      </w:r>
+      <w:r>
+        <w:rPr>
+          <w:rStyle w:val="VerbatimChar"/>
+          <w:rFonts w:hint="eastAsia"/>
+        </w:rPr>
+        <w:t xml:space="preserve">文章索引（14</w:t>
+      </w:r>
+      <w:r>
+        <w:rPr>
+          <w:rStyle w:val="VerbatimChar"/>
+        </w:rPr>
+        <w:t xml:space="preserve"> </w:t>
+      </w:r>
+      <w:r>
+        <w:rPr>
+          <w:rStyle w:val="VerbatimChar"/>
+          <w:rFonts w:hint="eastAsia"/>
+        </w:rPr>
+        <w:t xml:space="preserve">篇）</w:t>
+      </w:r>
+      <w:r>
+        <w:br/>
+      </w:r>
+      <w:r>
+        <w:rPr>
+          <w:rStyle w:val="VerbatimChar"/>
+        </w:rPr>
+        <w:t xml:space="preserve">├── AUTOMATION.md         # </w:t>
+      </w:r>
+      <w:r>
+        <w:rPr>
+          <w:rStyle w:val="VerbatimChar"/>
+          <w:rFonts w:hint="eastAsia"/>
+        </w:rPr>
+        <w:t xml:space="preserve">自动化流程文档</w:t>
+      </w:r>
+      <w:r>
+        <w:br/>
+      </w:r>
+      <w:r>
+        <w:rPr>
+          <w:rStyle w:val="VerbatimChar"/>
+        </w:rPr>
+        <w:t xml:space="preserve">├── html/                 # </w:t>
+      </w:r>
+      <w:r>
+        <w:rPr>
+          <w:rStyle w:val="VerbatimChar"/>
+          <w:rFonts w:hint="eastAsia"/>
+        </w:rPr>
+        <w:t xml:space="preserve">原始</w:t>
+      </w:r>
+      <w:r>
+        <w:rPr>
+          <w:rStyle w:val="VerbatimChar"/>
+        </w:rPr>
+        <w:t xml:space="preserve"> </w:t>
+      </w:r>
+      <w:r>
+        <w:rPr>
+          <w:rStyle w:val="VerbatimChar"/>
+          <w:rFonts w:hint="eastAsia"/>
+        </w:rPr>
+        <w:t xml:space="preserve">HTML（13</w:t>
+      </w:r>
+      <w:r>
+        <w:rPr>
+          <w:rStyle w:val="VerbatimChar"/>
+        </w:rPr>
+        <w:t xml:space="preserve"> </w:t>
+      </w:r>
+      <w:r>
+        <w:rPr>
+          <w:rStyle w:val="VerbatimChar"/>
+          <w:rFonts w:hint="eastAsia"/>
+        </w:rPr>
+        <w:t xml:space="preserve">篇）</w:t>
+      </w:r>
+      <w:r>
+        <w:br/>
+      </w:r>
+      <w:r>
+        <w:rPr>
+          <w:rStyle w:val="VerbatimChar"/>
+        </w:rPr>
+        <w:t xml:space="preserve">├── html_compressed/      # </w:t>
+      </w:r>
+      <w:r>
+        <w:rPr>
+          <w:rStyle w:val="VerbatimChar"/>
+          <w:rFonts w:hint="eastAsia"/>
+        </w:rPr>
+        <w:t xml:space="preserve">压缩</w:t>
+      </w:r>
+      <w:r>
+        <w:rPr>
+          <w:rStyle w:val="VerbatimChar"/>
+        </w:rPr>
+        <w:t xml:space="preserve"> </w:t>
+      </w:r>
+      <w:r>
+        <w:rPr>
+          <w:rStyle w:val="VerbatimChar"/>
+          <w:rFonts w:hint="eastAsia"/>
+        </w:rPr>
+        <w:t xml:space="preserve">HTML（13</w:t>
+      </w:r>
+      <w:r>
+        <w:rPr>
+          <w:rStyle w:val="VerbatimChar"/>
+        </w:rPr>
+        <w:t xml:space="preserve"> </w:t>
+      </w:r>
+      <w:r>
+        <w:rPr>
+          <w:rStyle w:val="VerbatimChar"/>
+          <w:rFonts w:hint="eastAsia"/>
+        </w:rPr>
+        <w:t xml:space="preserve">篇，图片内嵌）</w:t>
+      </w:r>
+      <w:r>
+        <w:br/>
+      </w:r>
+      <w:r>
+        <w:rPr>
+          <w:rStyle w:val="VerbatimChar"/>
+        </w:rPr>
+        <w:t xml:space="preserve">├── pdfs/                 # PDF </w:t>
+      </w:r>
+      <w:r>
+        <w:rPr>
+          <w:rStyle w:val="VerbatimChar"/>
+          <w:rFonts w:hint="eastAsia"/>
+        </w:rPr>
+        <w:t xml:space="preserve">目录（待填充）</w:t>
+      </w:r>
+      <w:r>
+        <w:br/>
+      </w:r>
+      <w:r>
+        <w:rPr>
+          <w:rStyle w:val="VerbatimChar"/>
+        </w:rPr>
+        <w:t xml:space="preserve">├── summaries/            # </w:t>
+      </w:r>
+      <w:r>
+        <w:rPr>
+          <w:rStyle w:val="VerbatimChar"/>
+          <w:rFonts w:hint="eastAsia"/>
+        </w:rPr>
+        <w:t xml:space="preserve">摘要文档（13</w:t>
+      </w:r>
+      <w:r>
+        <w:rPr>
+          <w:rStyle w:val="VerbatimChar"/>
+        </w:rPr>
+        <w:t xml:space="preserve"> </w:t>
+      </w:r>
+      <w:r>
+        <w:rPr>
+          <w:rStyle w:val="VerbatimChar"/>
+          <w:rFonts w:hint="eastAsia"/>
+        </w:rPr>
+        <w:t xml:space="preserve">篇）</w:t>
+      </w:r>
+      <w:r>
+        <w:br/>
+      </w:r>
+      <w:r>
+        <w:rPr>
+          <w:rStyle w:val="VerbatimChar"/>
+        </w:rPr>
+        <w:t xml:space="preserve">├── case-studies/         # </w:t>
+      </w:r>
+      <w:r>
+        <w:rPr>
+          <w:rStyle w:val="VerbatimChar"/>
+          <w:rFonts w:hint="eastAsia"/>
+        </w:rPr>
+        <w:t xml:space="preserve">教学案例（2</w:t>
+      </w:r>
+      <w:r>
+        <w:rPr>
+          <w:rStyle w:val="VerbatimChar"/>
+        </w:rPr>
+        <w:t xml:space="preserve"> </w:t>
+      </w:r>
+      <w:r>
+        <w:rPr>
+          <w:rStyle w:val="VerbatimChar"/>
+          <w:rFonts w:hint="eastAsia"/>
+        </w:rPr>
+        <w:t xml:space="preserve">篇）</w:t>
+      </w:r>
+      <w:r>
+        <w:br/>
+      </w:r>
+      <w:r>
+        <w:rPr>
+          <w:rStyle w:val="VerbatimChar"/>
+        </w:rPr>
+        <w:t xml:space="preserve">├── scripts/              # </w:t>
+      </w:r>
+      <w:r>
+        <w:rPr>
+          <w:rStyle w:val="VerbatimChar"/>
+          <w:rFonts w:hint="eastAsia"/>
+        </w:rPr>
+        <w:t xml:space="preserve">脚本（2</w:t>
+      </w:r>
+      <w:r>
+        <w:rPr>
+          <w:rStyle w:val="VerbatimChar"/>
+        </w:rPr>
+        <w:t xml:space="preserve"> </w:t>
+      </w:r>
+      <w:r>
+        <w:rPr>
+          <w:rStyle w:val="VerbatimChar"/>
+          <w:rFonts w:hint="eastAsia"/>
+        </w:rPr>
+        <w:t xml:space="preserve">个）</w:t>
+      </w:r>
+      <w:r>
+        <w:br/>
+      </w:r>
+      <w:r>
+        <w:rPr>
+          <w:rStyle w:val="VerbatimChar"/>
+        </w:rPr>
+        <w:t xml:space="preserve">├── reports/              # </w:t>
+      </w:r>
+      <w:r>
+        <w:rPr>
+          <w:rStyle w:val="VerbatimChar"/>
+          <w:rFonts w:hint="eastAsia"/>
+        </w:rPr>
+        <w:t xml:space="preserve">周报目录</w:t>
+      </w:r>
+      <w:r>
+        <w:br/>
+      </w:r>
+      <w:r>
+        <w:rPr>
+          <w:rStyle w:val="VerbatimChar"/>
+        </w:rPr>
+        <w:t xml:space="preserve">└── logs/                 # </w:t>
+      </w:r>
+      <w:r>
+        <w:rPr>
+          <w:rStyle w:val="VerbatimChar"/>
+          <w:rFonts w:hint="eastAsia"/>
+        </w:rPr>
+        <w:t xml:space="preserve">日志目录</w:t>
+      </w:r>
+    </w:p>
+    <w:p>
+      <w:r>
+        <w:pict>
+          <v:rect style="width:0;height:1.5pt" o:hralign="center" o:hrstd="t" o:hr="t"/>
+        </w:pict>
+      </w:r>
+    </w:p>
+    <w:bookmarkEnd w:id="53"/>
+    <w:bookmarkEnd w:id="54"/>
+    <w:bookmarkStart w:id="58" w:name="六反思与讨论"/>
+    <w:p>
+      <w:pPr>
+        <w:pStyle w:val="Heading2"/>
+      </w:pPr>
+      <w:r>
+        <w:rPr>
+          <w:rFonts w:hint="eastAsia"/>
+        </w:rPr>
+        <w:t xml:space="preserve">六、反思与讨论</w:t>
+      </w:r>
+    </w:p>
+    <w:bookmarkStart w:id="55" w:name="使用心得"/>
+    <w:p>
+      <w:pPr>
+        <w:pStyle w:val="Heading3"/>
+      </w:pPr>
+      <w:r>
+        <w:t xml:space="preserve">6.1 </w:t>
+      </w:r>
+      <w:r>
+        <w:rPr>
+          <w:rFonts w:hint="eastAsia"/>
+        </w:rPr>
+        <w:t xml:space="preserve">使用心得</w:t>
+      </w:r>
+    </w:p>
+    <w:p>
+      <w:pPr>
+        <w:pStyle w:val="Compact"/>
+        <w:numPr>
+          <w:ilvl w:val="0"/>
+          <w:numId w:val="1011"/>
+        </w:numPr>
+      </w:pPr>
+      <w:r>
+        <w:rPr>
+          <w:b/>
+          <w:bCs/>
+        </w:rPr>
+        <w:t xml:space="preserve">AI </w:t>
+      </w:r>
+      <w:r>
+        <w:rPr>
+          <w:rFonts w:hint="eastAsia"/>
+          <w:b/>
+          <w:bCs/>
+        </w:rPr>
+        <w:t xml:space="preserve">助手的价值</w:t>
+      </w:r>
+      <w:r>
+        <w:rPr>
+          <w:rFonts w:hint="eastAsia"/>
+        </w:rPr>
+        <w:t xml:space="preserve">：能够显著提升工作效率，特别是在数据处理和内容生成方面</w:t>
+      </w:r>
+    </w:p>
+    <w:p>
+      <w:pPr>
+        <w:pStyle w:val="Compact"/>
+        <w:numPr>
+          <w:ilvl w:val="0"/>
+          <w:numId w:val="1011"/>
+        </w:numPr>
+      </w:pPr>
+      <w:r>
+        <w:rPr>
+          <w:rFonts w:hint="eastAsia"/>
+          <w:b/>
+          <w:bCs/>
+        </w:rPr>
+        <w:t xml:space="preserve">技能封装的重要性</w:t>
+      </w:r>
+      <w:r>
+        <w:rPr>
+          <w:rFonts w:hint="eastAsia"/>
+        </w:rPr>
+        <w:t xml:space="preserve">：将解决方案封装为技能，便于复用和分享</w:t>
+      </w:r>
+    </w:p>
+    <w:p>
+      <w:pPr>
+        <w:pStyle w:val="Compact"/>
+        <w:numPr>
+          <w:ilvl w:val="0"/>
+          <w:numId w:val="1011"/>
+        </w:numPr>
+      </w:pPr>
+      <w:r>
+        <w:rPr>
+          <w:rFonts w:hint="eastAsia"/>
+          <w:b/>
+          <w:bCs/>
+        </w:rPr>
+        <w:t xml:space="preserve">自动化流程的价值</w:t>
+      </w:r>
+      <w:r>
+        <w:rPr>
+          <w:rFonts w:hint="eastAsia"/>
+        </w:rPr>
+        <w:t xml:space="preserve">：设置定时任务，减少手动操作</w:t>
+      </w:r>
+    </w:p>
+    <w:p>
+      <w:pPr>
+        <w:pStyle w:val="Compact"/>
+        <w:numPr>
+          <w:ilvl w:val="0"/>
+          <w:numId w:val="1011"/>
+        </w:numPr>
+      </w:pPr>
+      <w:r>
+        <w:rPr>
+          <w:rFonts w:hint="eastAsia"/>
+          <w:b/>
+          <w:bCs/>
+        </w:rPr>
+        <w:t xml:space="preserve">模型迭代的体验</w:t>
+      </w:r>
+      <w:r>
+        <w:rPr>
+          <w:rFonts w:hint="eastAsia"/>
+        </w:rPr>
+        <w:t xml:space="preserve">：切换最新模型可以获得更好的效果</w:t>
+      </w:r>
+    </w:p>
+    <w:bookmarkEnd w:id="55"/>
+    <w:bookmarkStart w:id="56" w:name="学生讨论题"/>
+    <w:p>
+      <w:pPr>
+        <w:pStyle w:val="Heading3"/>
+      </w:pPr>
+      <w:r>
+        <w:t xml:space="preserve">6.2 </w:t>
+      </w:r>
+      <w:r>
+        <w:rPr>
+          <w:rFonts w:hint="eastAsia"/>
+        </w:rPr>
+        <w:t xml:space="preserve">学生讨论题</w:t>
+      </w:r>
+    </w:p>
+    <w:p>
+      <w:pPr>
+        <w:pStyle w:val="Compact"/>
+        <w:numPr>
+          <w:ilvl w:val="0"/>
+          <w:numId w:val="1012"/>
+        </w:numPr>
+      </w:pPr>
+      <w:r>
+        <w:rPr>
+          <w:rFonts w:hint="eastAsia"/>
+          <w:b/>
+          <w:bCs/>
+        </w:rPr>
+        <w:t xml:space="preserve">问题分析</w:t>
+      </w:r>
+      <w:r>
+        <w:rPr>
+          <w:rFonts w:hint="eastAsia"/>
+        </w:rPr>
+        <w:t xml:space="preserve">：案例中</w:t>
+      </w:r>
+      <w:r>
+        <w:t xml:space="preserve"> AI </w:t>
+      </w:r>
+      <w:r>
+        <w:rPr>
+          <w:rFonts w:hint="eastAsia"/>
+        </w:rPr>
+        <w:t xml:space="preserve">是如何识别微信公众号反爬机制的？为什么</w:t>
+      </w:r>
+      <w:r>
+        <w:t xml:space="preserve"> </w:t>
+      </w:r>
+      <w:r>
+        <w:rPr>
+          <w:rStyle w:val="VerbatimChar"/>
+        </w:rPr>
+        <w:t xml:space="preserve">web_fetch</w:t>
+      </w:r>
+      <w:r>
+        <w:t xml:space="preserve"> </w:t>
+      </w:r>
+      <w:r>
+        <w:rPr>
+          <w:rFonts w:hint="eastAsia"/>
+        </w:rPr>
+        <w:t xml:space="preserve">无法获取正文？</w:t>
+      </w:r>
+    </w:p>
+    <w:p>
+      <w:pPr>
+        <w:pStyle w:val="Compact"/>
+        <w:numPr>
+          <w:ilvl w:val="0"/>
+          <w:numId w:val="1012"/>
+        </w:numPr>
+      </w:pPr>
+      <w:r>
+        <w:rPr>
+          <w:rFonts w:hint="eastAsia"/>
+          <w:b/>
+          <w:bCs/>
+        </w:rPr>
+        <w:t xml:space="preserve">方案设计</w:t>
+      </w:r>
+      <w:r>
+        <w:rPr>
+          <w:rFonts w:hint="eastAsia"/>
+        </w:rPr>
+        <w:t xml:space="preserve">：如果你是</w:t>
+      </w:r>
+      <w:r>
+        <w:t xml:space="preserve"> AI </w:t>
+      </w:r>
+      <w:r>
+        <w:rPr>
+          <w:rFonts w:hint="eastAsia"/>
+        </w:rPr>
+        <w:t xml:space="preserve">助手，你会采用什么方法来抓取微信公众号文章？</w:t>
+      </w:r>
+    </w:p>
+    <w:p>
+      <w:pPr>
+        <w:pStyle w:val="Compact"/>
+        <w:numPr>
+          <w:ilvl w:val="0"/>
+          <w:numId w:val="1012"/>
+        </w:numPr>
+      </w:pPr>
+      <w:r>
+        <w:rPr>
+          <w:rFonts w:hint="eastAsia"/>
+          <w:b/>
+          <w:bCs/>
+        </w:rPr>
+        <w:t xml:space="preserve">技能封装</w:t>
+      </w:r>
+      <w:r>
+        <w:rPr>
+          <w:rFonts w:hint="eastAsia"/>
+        </w:rPr>
+        <w:t xml:space="preserve">：为什么需要将解决方案封装为技能？这样做有什么好处？</w:t>
+      </w:r>
+    </w:p>
+    <w:p>
+      <w:pPr>
+        <w:pStyle w:val="Compact"/>
+        <w:numPr>
+          <w:ilvl w:val="0"/>
+          <w:numId w:val="1012"/>
+        </w:numPr>
+      </w:pPr>
+      <w:r>
+        <w:rPr>
+          <w:rFonts w:hint="eastAsia"/>
+          <w:b/>
+          <w:bCs/>
+        </w:rPr>
+        <w:t xml:space="preserve">批量处理</w:t>
+      </w:r>
+      <w:r>
+        <w:rPr>
+          <w:rFonts w:hint="eastAsia"/>
+        </w:rPr>
+        <w:t xml:space="preserve">：如何处理大量重复性任务？自动化流程的设计原则是什么？</w:t>
+      </w:r>
+    </w:p>
+    <w:p>
+      <w:pPr>
+        <w:pStyle w:val="Compact"/>
+        <w:numPr>
+          <w:ilvl w:val="0"/>
+          <w:numId w:val="1012"/>
+        </w:numPr>
+      </w:pPr>
+      <w:r>
+        <w:rPr>
+          <w:rFonts w:hint="eastAsia"/>
+          <w:b/>
+          <w:bCs/>
+        </w:rPr>
+        <w:t xml:space="preserve">人机协作</w:t>
+      </w:r>
+      <w:r>
+        <w:rPr>
+          <w:rFonts w:hint="eastAsia"/>
+        </w:rPr>
+        <w:t xml:space="preserve">：在这个案例中，用户和</w:t>
+      </w:r>
+      <w:r>
+        <w:t xml:space="preserve"> AI </w:t>
+      </w:r>
+      <w:r>
+        <w:rPr>
+          <w:rFonts w:hint="eastAsia"/>
+        </w:rPr>
+        <w:t xml:space="preserve">助手是如何协作的？这种协作模式有什么优势？</w:t>
+      </w:r>
+    </w:p>
+    <w:p>
+      <w:pPr>
+        <w:pStyle w:val="Compact"/>
+        <w:numPr>
+          <w:ilvl w:val="0"/>
+          <w:numId w:val="1012"/>
+        </w:numPr>
+      </w:pPr>
+      <w:r>
+        <w:rPr>
+          <w:rFonts w:hint="eastAsia"/>
+          <w:b/>
+          <w:bCs/>
+        </w:rPr>
+        <w:t xml:space="preserve">应用迁移</w:t>
+      </w:r>
+      <w:r>
+        <w:rPr>
+          <w:rFonts w:hint="eastAsia"/>
+        </w:rPr>
+        <w:t xml:space="preserve">：你能将这个案例中的方法应用到你的专业学习中吗？请举例说明。</w:t>
+      </w:r>
+    </w:p>
+    <w:bookmarkEnd w:id="56"/>
+    <w:bookmarkStart w:id="57" w:name="改进建议"/>
+    <w:p>
+      <w:pPr>
+        <w:pStyle w:val="Heading3"/>
+      </w:pPr>
+      <w:r>
+        <w:t xml:space="preserve">6.3 </w:t>
+      </w:r>
+      <w:r>
+        <w:rPr>
+          <w:rFonts w:hint="eastAsia"/>
+        </w:rPr>
+        <w:t xml:space="preserve">改进建议</w:t>
+      </w:r>
+    </w:p>
+    <w:p>
+      <w:pPr>
+        <w:pStyle w:val="Compact"/>
+        <w:numPr>
+          <w:ilvl w:val="0"/>
+          <w:numId w:val="1013"/>
+        </w:numPr>
+      </w:pPr>
+      <w:r>
+        <w:rPr>
+          <w:b/>
+          <w:bCs/>
+        </w:rPr>
+        <w:t xml:space="preserve">PDF </w:t>
+      </w:r>
+      <w:r>
+        <w:rPr>
+          <w:rFonts w:hint="eastAsia"/>
+          <w:b/>
+          <w:bCs/>
+        </w:rPr>
+        <w:t xml:space="preserve">生成优化</w:t>
+      </w:r>
+      <w:r>
+        <w:rPr>
+          <w:rFonts w:hint="eastAsia"/>
+        </w:rPr>
+        <w:t xml:space="preserve">：安装</w:t>
+      </w:r>
+      <w:r>
+        <w:t xml:space="preserve"> </w:t>
+      </w:r>
+      <w:r>
+        <w:rPr>
+          <w:rStyle w:val="VerbatimChar"/>
+        </w:rPr>
+        <w:t xml:space="preserve">wkhtmltopdf</w:t>
+      </w:r>
+      <w:r>
+        <w:t xml:space="preserve"> </w:t>
+      </w:r>
+      <w:r>
+        <w:rPr>
+          <w:rFonts w:hint="eastAsia"/>
+        </w:rPr>
+        <w:t xml:space="preserve">或</w:t>
+      </w:r>
+      <w:r>
+        <w:t xml:space="preserve"> </w:t>
+      </w:r>
+      <w:r>
+        <w:rPr>
+          <w:rStyle w:val="VerbatimChar"/>
+        </w:rPr>
+        <w:t xml:space="preserve">weasyprint</w:t>
+      </w:r>
+      <w:r>
+        <w:t xml:space="preserve"> </w:t>
+      </w:r>
+      <w:r>
+        <w:rPr>
+          <w:rFonts w:hint="eastAsia"/>
+        </w:rPr>
+        <w:t xml:space="preserve">实现批量</w:t>
+      </w:r>
+      <w:r>
+        <w:t xml:space="preserve"> PDF </w:t>
+      </w:r>
+      <w:r>
+        <w:rPr>
+          <w:rFonts w:hint="eastAsia"/>
+        </w:rPr>
+        <w:t xml:space="preserve">生成</w:t>
+      </w:r>
+    </w:p>
+    <w:p>
+      <w:pPr>
+        <w:pStyle w:val="Compact"/>
+        <w:numPr>
+          <w:ilvl w:val="0"/>
+          <w:numId w:val="1013"/>
+        </w:numPr>
+      </w:pPr>
+      <w:r>
+        <w:rPr>
+          <w:rFonts w:hint="eastAsia"/>
+          <w:b/>
+          <w:bCs/>
+        </w:rPr>
+        <w:t xml:space="preserve">通知机制</w:t>
+      </w:r>
+      <w:r>
+        <w:rPr>
+          <w:rFonts w:hint="eastAsia"/>
+        </w:rPr>
+        <w:t xml:space="preserve">：添加钉钉通知功能，任务完成后自动通知用户</w:t>
+      </w:r>
+    </w:p>
+    <w:p>
+      <w:pPr>
+        <w:pStyle w:val="Compact"/>
+        <w:numPr>
+          <w:ilvl w:val="0"/>
+          <w:numId w:val="1013"/>
+        </w:numPr>
+      </w:pPr>
+      <w:r>
+        <w:rPr>
+          <w:rFonts w:hint="eastAsia"/>
+          <w:b/>
+          <w:bCs/>
+        </w:rPr>
+        <w:t xml:space="preserve">数据可视化</w:t>
+      </w:r>
+      <w:r>
+        <w:rPr>
+          <w:rFonts w:hint="eastAsia"/>
+        </w:rPr>
+        <w:t xml:space="preserve">：生成新闻趋势图表，直观展示媒体报道情况</w:t>
+      </w:r>
+    </w:p>
+    <w:p>
+      <w:pPr>
+        <w:pStyle w:val="Compact"/>
+        <w:numPr>
+          <w:ilvl w:val="0"/>
+          <w:numId w:val="1013"/>
+        </w:numPr>
+      </w:pPr>
+      <w:r>
+        <w:rPr>
+          <w:rFonts w:hint="eastAsia"/>
+          <w:b/>
+          <w:bCs/>
+        </w:rPr>
+        <w:t xml:space="preserve">智能推荐</w:t>
+      </w:r>
+      <w:r>
+        <w:rPr>
+          <w:rFonts w:hint="eastAsia"/>
+        </w:rPr>
+        <w:t xml:space="preserve">：根据新闻内容推荐相关教学资源</w:t>
+      </w:r>
+    </w:p>
+    <w:p>
+      <w:r>
+        <w:pict>
+          <v:rect style="width:0;height:1.5pt" o:hralign="center" o:hrstd="t" o:hr="t"/>
+        </w:pict>
+      </w:r>
+    </w:p>
+    <w:bookmarkEnd w:id="57"/>
+    <w:bookmarkEnd w:id="58"/>
+    <w:bookmarkStart w:id="73" w:name="七附录"/>
+    <w:p>
+      <w:pPr>
+        <w:pStyle w:val="Heading2"/>
+      </w:pPr>
+      <w:r>
+        <w:rPr>
+          <w:rFonts w:hint="eastAsia"/>
+        </w:rPr>
+        <w:t xml:space="preserve">七、附录</w:t>
+      </w:r>
+    </w:p>
+    <w:bookmarkStart w:id="59" w:name="完整对话记录"/>
+    <w:p>
+      <w:pPr>
+        <w:pStyle w:val="Heading3"/>
+      </w:pPr>
+      <w:r>
+        <w:t xml:space="preserve">7.1 </w:t>
+      </w:r>
+      <w:r>
+        <w:rPr>
+          <w:rFonts w:hint="eastAsia"/>
+        </w:rPr>
+        <w:t xml:space="preserve">完整对话记录</w:t>
+      </w:r>
+    </w:p>
+    <w:p>
+      <w:pPr>
+        <w:pStyle w:val="FirstParagraph"/>
+      </w:pPr>
+      <w:r>
+        <w:rPr>
+          <w:rFonts w:hint="eastAsia"/>
+        </w:rPr>
+        <w:t xml:space="preserve">完整对话记录共</w:t>
+      </w:r>
+      <w:r>
+        <w:t xml:space="preserve"> 60+ </w:t>
+      </w:r>
+      <w:r>
+        <w:rPr>
+          <w:rFonts w:hint="eastAsia"/>
+        </w:rPr>
+        <w:t xml:space="preserve">条消息，覆盖约</w:t>
+      </w:r>
+      <w:r>
+        <w:t xml:space="preserve"> 2 </w:t>
+      </w:r>
+      <w:r>
+        <w:rPr>
+          <w:rFonts w:hint="eastAsia"/>
+        </w:rPr>
+        <w:t xml:space="preserve">小时的交互过程。</w:t>
+      </w:r>
+    </w:p>
+    <w:bookmarkEnd w:id="59"/>
+    <w:bookmarkStart w:id="66" w:name="输入材料展示"/>
+    <w:p>
+      <w:pPr>
+        <w:pStyle w:val="Heading3"/>
+      </w:pPr>
+      <w:r>
+        <w:t xml:space="preserve">7.2 </w:t>
+      </w:r>
+      <w:r>
+        <w:rPr>
+          <w:rFonts w:hint="eastAsia"/>
+        </w:rPr>
+        <w:t xml:space="preserve">输入材料展示</w:t>
+      </w:r>
+    </w:p>
+    <w:bookmarkStart w:id="62" w:name="用户输入截图-1微信公众号文章"/>
+    <w:p>
+      <w:pPr>
+        <w:pStyle w:val="Heading4"/>
+      </w:pPr>
+      <w:r>
+        <w:rPr>
+          <w:rFonts w:hint="eastAsia"/>
+        </w:rPr>
+        <w:t xml:space="preserve">用户输入截图</w:t>
+      </w:r>
+      <w:r>
+        <w:t xml:space="preserve"> </w:t>
+      </w:r>
+      <w:r>
+        <w:rPr>
+          <w:rFonts w:hint="eastAsia"/>
+        </w:rPr>
+        <w:t xml:space="preserve">1：微信公众号文章</w:t>
+      </w:r>
+    </w:p>
+    <w:p>
+      <w:pPr>
+        <w:pStyle w:val="CaptionedFigure"/>
+      </w:pPr>
+      <w:r>
+        <w:drawing>
+          <wp:inline>
+            <wp:extent cx="5334000" cy="11532972"/>
+            <wp:effectExtent b="0" l="0" r="0" t="0"/>
+            <wp:docPr descr="微信文章截图" title="" id="60" name="Picture"/>
+            <a:graphic>
+              <a:graphicData uri="http://schemas.openxmlformats.org/drawingml/2006/picture">
+                <pic:pic>
+                  <pic:nvPicPr>
+                    <pic:cNvPr descr="./03_输入材料/模块1_微信文章截图_1.jpg" id="61" name="Picture"/>
+                    <pic:cNvPicPr>
+                      <a:picLocks noChangeArrowheads="1" noChangeAspect="1"/>
+                    </pic:cNvPicPr>
+                  </pic:nvPicPr>
+                  <pic:blipFill>
+                    <a:blip r:embed="rId14"/>
+                    <a:stretch>
+                      <a:fillRect/>
+                    </a:stretch>
+                  </pic:blipFill>
+                  <pic:spPr bwMode="auto">
+                    <a:xfrm>
+                      <a:off x="0" y="0"/>
+                      <a:ext cx="5334000" cy="11532972"/>
+                    </a:xfrm>
+                    <a:prstGeom prst="rect">
+                      <a:avLst/>
+                    </a:prstGeom>
+                    <a:noFill/>
+                    <a:ln w="9525">
+                      <a:noFill/>
+                      <a:headEnd/>
+                      <a:tailEnd/>
+                    </a:ln>
+                  </pic:spPr>
+                </pic:pic>
+              </a:graphicData>
+            </a:graphic>
+          </wp:inline>
+        </w:drawing>
+      </w:r>
+    </w:p>
+    <w:p>
+      <w:pPr>
+        <w:pStyle w:val="ImageCaption"/>
+      </w:pPr>
+      <w:r>
+        <w:rPr>
+          <w:rFonts w:hint="eastAsia"/>
+        </w:rPr>
+        <w:t xml:space="preserve">微信文章截图</w:t>
+      </w:r>
+    </w:p>
+    <w:p>
+      <w:pPr>
+        <w:pStyle w:val="BodyText"/>
+      </w:pPr>
+      <w:r>
+        <w:rPr>
+          <w:rFonts w:hint="eastAsia"/>
+          <w:i/>
+          <w:iCs/>
+        </w:rPr>
+        <w:t xml:space="preserve">图</w:t>
+      </w:r>
+      <w:r>
+        <w:rPr>
+          <w:i/>
+          <w:iCs/>
+        </w:rPr>
+        <w:t xml:space="preserve"> </w:t>
+      </w:r>
+      <w:r>
+        <w:rPr>
+          <w:rFonts w:hint="eastAsia"/>
+          <w:i/>
+          <w:iCs/>
+        </w:rPr>
+        <w:t xml:space="preserve">1：用户分享的微信公众号文章截图，用于验证</w:t>
+      </w:r>
+      <w:r>
+        <w:rPr>
+          <w:i/>
+          <w:iCs/>
+        </w:rPr>
+        <w:t xml:space="preserve"> AI </w:t>
+      </w:r>
+      <w:r>
+        <w:rPr>
+          <w:rFonts w:hint="eastAsia"/>
+          <w:i/>
+          <w:iCs/>
+        </w:rPr>
+        <w:t xml:space="preserve">抓取的内容是否完整。</w:t>
+      </w:r>
+    </w:p>
+    <w:bookmarkEnd w:id="62"/>
+    <w:bookmarkStart w:id="65" w:name="用户输入截图-2pdf-效果反馈"/>
+    <w:p>
+      <w:pPr>
+        <w:pStyle w:val="Heading4"/>
+      </w:pPr>
+      <w:r>
+        <w:rPr>
+          <w:rFonts w:hint="eastAsia"/>
+        </w:rPr>
+        <w:t xml:space="preserve">用户输入截图</w:t>
+      </w:r>
+      <w:r>
+        <w:t xml:space="preserve"> </w:t>
+      </w:r>
+      <w:r>
+        <w:rPr>
+          <w:rFonts w:hint="eastAsia"/>
+        </w:rPr>
+        <w:t xml:space="preserve">2：PDF</w:t>
+      </w:r>
+      <w:r>
+        <w:t xml:space="preserve"> </w:t>
+      </w:r>
+      <w:r>
+        <w:rPr>
+          <w:rFonts w:hint="eastAsia"/>
+        </w:rPr>
+        <w:t xml:space="preserve">效果反馈</w:t>
+      </w:r>
+    </w:p>
+    <w:p>
+      <w:pPr>
+        <w:pStyle w:val="CaptionedFigure"/>
+      </w:pPr>
+      <w:r>
+        <w:drawing>
+          <wp:inline>
+            <wp:extent cx="5334000" cy="11532972"/>
+            <wp:effectExtent b="0" l="0" r="0" t="0"/>
+            <wp:docPr descr="PDF效果截图" title="" id="63" name="Picture"/>
+            <a:graphic>
+              <a:graphicData uri="http://schemas.openxmlformats.org/drawingml/2006/picture">
+                <pic:pic>
+                  <pic:nvPicPr>
+                    <pic:cNvPr descr="./03_输入材料/模块3_PDF效果截图_1.jpg" id="64" name="Picture"/>
+                    <pic:cNvPicPr>
+                      <a:picLocks noChangeArrowheads="1" noChangeAspect="1"/>
+                    </pic:cNvPicPr>
+                  </pic:nvPicPr>
+                  <pic:blipFill>
+                    <a:blip r:embed="rId26"/>
+                    <a:stretch>
+                      <a:fillRect/>
+                    </a:stretch>
+                  </pic:blipFill>
+                  <pic:spPr bwMode="auto">
+                    <a:xfrm>
+                      <a:off x="0" y="0"/>
+                      <a:ext cx="5334000" cy="11532972"/>
+                    </a:xfrm>
+                    <a:prstGeom prst="rect">
+                      <a:avLst/>
+                    </a:prstGeom>
+                    <a:noFill/>
+                    <a:ln w="9525">
+                      <a:noFill/>
+                      <a:headEnd/>
+                      <a:tailEnd/>
+                    </a:ln>
+                  </pic:spPr>
+                </pic:pic>
+              </a:graphicData>
+            </a:graphic>
+          </wp:inline>
+        </w:drawing>
+      </w:r>
+    </w:p>
+    <w:p>
+      <w:pPr>
+        <w:pStyle w:val="ImageCaption"/>
+      </w:pPr>
+      <w:r>
+        <w:rPr>
+          <w:rFonts w:hint="eastAsia"/>
+        </w:rPr>
+        <w:t xml:space="preserve">PDF效果截图</w:t>
+      </w:r>
+    </w:p>
+    <w:p>
+      <w:pPr>
+        <w:pStyle w:val="BodyText"/>
+      </w:pPr>
+      <w:r>
+        <w:rPr>
+          <w:rFonts w:hint="eastAsia"/>
+          <w:i/>
+          <w:iCs/>
+        </w:rPr>
+        <w:t xml:space="preserve">图</w:t>
+      </w:r>
+      <w:r>
+        <w:rPr>
+          <w:i/>
+          <w:iCs/>
+        </w:rPr>
+        <w:t xml:space="preserve"> </w:t>
+      </w:r>
+      <w:r>
+        <w:rPr>
+          <w:rFonts w:hint="eastAsia"/>
+          <w:i/>
+          <w:iCs/>
+        </w:rPr>
+        <w:t xml:space="preserve">2：用户反馈</w:t>
+      </w:r>
+      <w:r>
+        <w:rPr>
+          <w:i/>
+          <w:iCs/>
+        </w:rPr>
+        <w:t xml:space="preserve"> PDF </w:t>
+      </w:r>
+      <w:r>
+        <w:rPr>
+          <w:rFonts w:hint="eastAsia"/>
+          <w:i/>
+          <w:iCs/>
+        </w:rPr>
+        <w:t xml:space="preserve">中图片未正确显示，帮助</w:t>
+      </w:r>
+      <w:r>
+        <w:rPr>
+          <w:i/>
+          <w:iCs/>
+        </w:rPr>
+        <w:t xml:space="preserve"> AI </w:t>
+      </w:r>
+      <w:r>
+        <w:rPr>
+          <w:rFonts w:hint="eastAsia"/>
+          <w:i/>
+          <w:iCs/>
+        </w:rPr>
+        <w:t xml:space="preserve">定位问题。</w:t>
+      </w:r>
+    </w:p>
+    <w:bookmarkEnd w:id="65"/>
+    <w:bookmarkEnd w:id="66"/>
+    <w:bookmarkStart w:id="67" w:name="产出物清单"/>
+    <w:p>
+      <w:pPr>
+        <w:pStyle w:val="Heading3"/>
+      </w:pPr>
+      <w:r>
+        <w:t xml:space="preserve">7.3 </w:t>
+      </w:r>
+      <w:r>
+        <w:rPr>
+          <w:rFonts w:hint="eastAsia"/>
+        </w:rPr>
+        <w:t xml:space="preserve">产出物清单</w:t>
       </w:r>
     </w:p>
     <w:tbl>
@@ -7019,6 +8748,20 @@
               <w:rPr>
                 <w:rFonts w:hint="eastAsia"/>
               </w:rPr>
+              <w:t xml:space="preserve">序号</w:t>
+            </w:r>
+          </w:p>
+        </w:tc>
+        <w:tc>
+          <w:tcPr/>
+          <w:p>
+            <w:pPr>
+              <w:pStyle w:val="Compact"/>
+            </w:pPr>
+            <w:r>
+              <w:rPr>
+                <w:rFonts w:hint="eastAsia"/>
+              </w:rPr>
               <w:t xml:space="preserve">文件</w:t>
             </w:r>
           </w:p>
@@ -7033,21 +8776,7 @@
               <w:rPr>
                 <w:rFonts w:hint="eastAsia"/>
               </w:rPr>
-              <w:t xml:space="preserve">大小</w:t>
-            </w:r>
-          </w:p>
-        </w:tc>
-        <w:tc>
-          <w:tcPr/>
-          <w:p>
-            <w:pPr>
-              <w:pStyle w:val="Compact"/>
-            </w:pPr>
-            <w:r>
-              <w:rPr>
-                <w:rFonts w:hint="eastAsia"/>
-              </w:rPr>
-              <w:t xml:space="preserve">说明</w:t>
+              <w:t xml:space="preserve">相对路径</w:t>
             </w:r>
           </w:p>
         </w:tc>
@@ -7060,44 +8789,39 @@
               <w:pStyle w:val="Compact"/>
             </w:pPr>
             <w:r>
-              <w:t xml:space="preserve">zhugebin-news-html.zip</w:t>
-            </w:r>
-          </w:p>
-        </w:tc>
-        <w:tc>
-          <w:tcPr/>
-          <w:p>
-            <w:pPr>
-              <w:pStyle w:val="Compact"/>
-            </w:pPr>
-            <w:r>
-              <w:t xml:space="preserve">16MB</w:t>
-            </w:r>
-          </w:p>
-        </w:tc>
-        <w:tc>
-          <w:tcPr/>
-          <w:p>
-            <w:pPr>
-              <w:pStyle w:val="Compact"/>
-            </w:pPr>
-            <w:r>
-              <w:t xml:space="preserve">13 </w:t>
-            </w:r>
-            <w:r>
-              <w:rPr>
-                <w:rFonts w:hint="eastAsia"/>
-              </w:rPr>
-              <w:t xml:space="preserve">篇自包含</w:t>
-            </w:r>
-            <w:r>
-              <w:t xml:space="preserve"> HTML </w:t>
-            </w:r>
-            <w:r>
-              <w:rPr>
-                <w:rFonts w:hint="eastAsia"/>
-              </w:rPr>
-              <w:t xml:space="preserve">文件（图片内嵌）</w:t>
+              <w:t xml:space="preserve">1</w:t>
+            </w:r>
+          </w:p>
+        </w:tc>
+        <w:tc>
+          <w:tcPr/>
+          <w:p>
+            <w:pPr>
+              <w:pStyle w:val="Compact"/>
+            </w:pPr>
+            <w:r>
+              <w:t xml:space="preserve">HTML </w:t>
+            </w:r>
+            <w:r>
+              <w:rPr>
+                <w:rFonts w:hint="eastAsia"/>
+              </w:rPr>
+              <w:t xml:space="preserve">文件包</w:t>
+            </w:r>
+          </w:p>
+        </w:tc>
+        <w:tc>
+          <w:tcPr/>
+          <w:p>
+            <w:pPr>
+              <w:pStyle w:val="Compact"/>
+            </w:pPr>
+            <w:r>
+              <w:rPr>
+                <w:rStyle w:val="VerbatimChar"/>
+                <w:rFonts w:hint="eastAsia"/>
+              </w:rPr>
+              <w:t xml:space="preserve">./02_产出物/zhugebin-news-html.zip</w:t>
             </w:r>
           </w:p>
         </w:tc>
@@ -7110,35 +8834,36 @@
               <w:pStyle w:val="Compact"/>
             </w:pPr>
             <w:r>
-              <w:t xml:space="preserve">zhugebin-news-summaries.zip</w:t>
-            </w:r>
-          </w:p>
-        </w:tc>
-        <w:tc>
-          <w:tcPr/>
-          <w:p>
-            <w:pPr>
-              <w:pStyle w:val="Compact"/>
-            </w:pPr>
-            <w:r>
-              <w:t xml:space="preserve">29KB</w:t>
-            </w:r>
-          </w:p>
-        </w:tc>
-        <w:tc>
-          <w:tcPr/>
-          <w:p>
-            <w:pPr>
-              <w:pStyle w:val="Compact"/>
-            </w:pPr>
-            <w:r>
-              <w:t xml:space="preserve">13 </w:t>
-            </w:r>
-            <w:r>
-              <w:rPr>
-                <w:rFonts w:hint="eastAsia"/>
-              </w:rPr>
-              <w:t xml:space="preserve">篇新闻摘要文档</w:t>
+              <w:t xml:space="preserve">2</w:t>
+            </w:r>
+          </w:p>
+        </w:tc>
+        <w:tc>
+          <w:tcPr/>
+          <w:p>
+            <w:pPr>
+              <w:pStyle w:val="Compact"/>
+            </w:pPr>
+            <w:r>
+              <w:rPr>
+                <w:rFonts w:hint="eastAsia"/>
+              </w:rPr>
+              <w:t xml:space="preserve">摘要文件包</w:t>
+            </w:r>
+          </w:p>
+        </w:tc>
+        <w:tc>
+          <w:tcPr/>
+          <w:p>
+            <w:pPr>
+              <w:pStyle w:val="Compact"/>
+            </w:pPr>
+            <w:r>
+              <w:rPr>
+                <w:rStyle w:val="VerbatimChar"/>
+                <w:rFonts w:hint="eastAsia"/>
+              </w:rPr>
+              <w:t xml:space="preserve">./02_产出物/zhugebin-news-summaries.zip</w:t>
             </w:r>
           </w:p>
         </w:tc>
@@ -7151,32 +8876,36 @@
               <w:pStyle w:val="Compact"/>
             </w:pPr>
             <w:r>
-              <w:t xml:space="preserve">zhugebin-news-case-study.zip</w:t>
-            </w:r>
-          </w:p>
-        </w:tc>
-        <w:tc>
-          <w:tcPr/>
-          <w:p>
-            <w:pPr>
-              <w:pStyle w:val="Compact"/>
-            </w:pPr>
-            <w:r>
-              <w:t xml:space="preserve">4.8KB</w:t>
-            </w:r>
-          </w:p>
-        </w:tc>
-        <w:tc>
-          <w:tcPr/>
-          <w:p>
-            <w:pPr>
-              <w:pStyle w:val="Compact"/>
-            </w:pPr>
-            <w:r>
-              <w:rPr>
-                <w:rFonts w:hint="eastAsia"/>
-              </w:rPr>
-              <w:t xml:space="preserve">诸葛斌老师与小龙虾教学案例</w:t>
+              <w:t xml:space="preserve">3</w:t>
+            </w:r>
+          </w:p>
+        </w:tc>
+        <w:tc>
+          <w:tcPr/>
+          <w:p>
+            <w:pPr>
+              <w:pStyle w:val="Compact"/>
+            </w:pPr>
+            <w:r>
+              <w:rPr>
+                <w:rFonts w:hint="eastAsia"/>
+              </w:rPr>
+              <w:t xml:space="preserve">案例文件包</w:t>
+            </w:r>
+          </w:p>
+        </w:tc>
+        <w:tc>
+          <w:tcPr/>
+          <w:p>
+            <w:pPr>
+              <w:pStyle w:val="Compact"/>
+            </w:pPr>
+            <w:r>
+              <w:rPr>
+                <w:rStyle w:val="VerbatimChar"/>
+                <w:rFonts w:hint="eastAsia"/>
+              </w:rPr>
+              <w:t xml:space="preserve">./02_产出物/zhugebin-news-case-study.zip</w:t>
             </w:r>
           </w:p>
         </w:tc>
@@ -7189,32 +8918,36 @@
               <w:pStyle w:val="Compact"/>
             </w:pPr>
             <w:r>
-              <w:t xml:space="preserve">zhugebin-xiaolongxia-teaching-case.md</w:t>
-            </w:r>
-          </w:p>
-        </w:tc>
-        <w:tc>
-          <w:tcPr/>
-          <w:p>
-            <w:pPr>
-              <w:pStyle w:val="Compact"/>
-            </w:pPr>
-            <w:r>
-              <w:t xml:space="preserve">9.7K</w:t>
-            </w:r>
-          </w:p>
-        </w:tc>
-        <w:tc>
-          <w:tcPr/>
-          <w:p>
-            <w:pPr>
-              <w:pStyle w:val="Compact"/>
-            </w:pPr>
-            <w:r>
-              <w:rPr>
-                <w:rFonts w:hint="eastAsia"/>
-              </w:rPr>
-              <w:t xml:space="preserve">教学案例（Markdown）</w:t>
+              <w:t xml:space="preserve">4</w:t>
+            </w:r>
+          </w:p>
+        </w:tc>
+        <w:tc>
+          <w:tcPr/>
+          <w:p>
+            <w:pPr>
+              <w:pStyle w:val="Compact"/>
+            </w:pPr>
+            <w:r>
+              <w:rPr>
+                <w:rFonts w:hint="eastAsia"/>
+              </w:rPr>
+              <w:t xml:space="preserve">教学案例</w:t>
+            </w:r>
+          </w:p>
+        </w:tc>
+        <w:tc>
+          <w:tcPr/>
+          <w:p>
+            <w:pPr>
+              <w:pStyle w:val="Compact"/>
+            </w:pPr>
+            <w:r>
+              <w:rPr>
+                <w:rStyle w:val="VerbatimChar"/>
+                <w:rFonts w:hint="eastAsia"/>
+              </w:rPr>
+              <w:t xml:space="preserve">./02_产出物/zhugebin-xiaolongxia-teaching-case.md</w:t>
             </w:r>
           </w:p>
         </w:tc>
@@ -7227,32 +8960,36 @@
               <w:pStyle w:val="Compact"/>
             </w:pPr>
             <w:r>
-              <w:t xml:space="preserve">today-chat-teaching-case.md</w:t>
-            </w:r>
-          </w:p>
-        </w:tc>
-        <w:tc>
-          <w:tcPr/>
-          <w:p>
-            <w:pPr>
-              <w:pStyle w:val="Compact"/>
-            </w:pPr>
-            <w:r>
-              <w:t xml:space="preserve">13K</w:t>
-            </w:r>
-          </w:p>
-        </w:tc>
-        <w:tc>
-          <w:tcPr/>
-          <w:p>
-            <w:pPr>
-              <w:pStyle w:val="Compact"/>
-            </w:pPr>
-            <w:r>
-              <w:rPr>
-                <w:rFonts w:hint="eastAsia"/>
-              </w:rPr>
-              <w:t xml:space="preserve">今日对话教学案例（Markdown）</w:t>
+              <w:t xml:space="preserve">5</w:t>
+            </w:r>
+          </w:p>
+        </w:tc>
+        <w:tc>
+          <w:tcPr/>
+          <w:p>
+            <w:pPr>
+              <w:pStyle w:val="Compact"/>
+            </w:pPr>
+            <w:r>
+              <w:rPr>
+                <w:rFonts w:hint="eastAsia"/>
+              </w:rPr>
+              <w:t xml:space="preserve">今日案例</w:t>
+            </w:r>
+          </w:p>
+        </w:tc>
+        <w:tc>
+          <w:tcPr/>
+          <w:p>
+            <w:pPr>
+              <w:pStyle w:val="Compact"/>
+            </w:pPr>
+            <w:r>
+              <w:rPr>
+                <w:rStyle w:val="VerbatimChar"/>
+                <w:rFonts w:hint="eastAsia"/>
+              </w:rPr>
+              <w:t xml:space="preserve">./02_产出物/today-chat-teaching-case.md</w:t>
             </w:r>
           </w:p>
         </w:tc>
@@ -7265,32 +9002,36 @@
               <w:pStyle w:val="Compact"/>
             </w:pPr>
             <w:r>
-              <w:t xml:space="preserve">index.md</w:t>
-            </w:r>
-          </w:p>
-        </w:tc>
-        <w:tc>
-          <w:tcPr/>
-          <w:p>
-            <w:pPr>
-              <w:pStyle w:val="Compact"/>
-            </w:pPr>
-            <w:r>
-              <w:t xml:space="preserve">2.9K</w:t>
-            </w:r>
-          </w:p>
-        </w:tc>
-        <w:tc>
-          <w:tcPr/>
-          <w:p>
-            <w:pPr>
-              <w:pStyle w:val="Compact"/>
-            </w:pPr>
-            <w:r>
-              <w:rPr>
-                <w:rFonts w:hint="eastAsia"/>
-              </w:rPr>
-              <w:t xml:space="preserve">新闻文章索引</w:t>
+              <w:t xml:space="preserve">6</w:t>
+            </w:r>
+          </w:p>
+        </w:tc>
+        <w:tc>
+          <w:tcPr/>
+          <w:p>
+            <w:pPr>
+              <w:pStyle w:val="Compact"/>
+            </w:pPr>
+            <w:r>
+              <w:rPr>
+                <w:rFonts w:hint="eastAsia"/>
+              </w:rPr>
+              <w:t xml:space="preserve">新闻索引</w:t>
+            </w:r>
+          </w:p>
+        </w:tc>
+        <w:tc>
+          <w:tcPr/>
+          <w:p>
+            <w:pPr>
+              <w:pStyle w:val="Compact"/>
+            </w:pPr>
+            <w:r>
+              <w:rPr>
+                <w:rStyle w:val="VerbatimChar"/>
+                <w:rFonts w:hint="eastAsia"/>
+              </w:rPr>
+              <w:t xml:space="preserve">./02_产出物/index.md</w:t>
             </w:r>
           </w:p>
         </w:tc>
@@ -7303,1380 +9044,49 @@
               <w:pStyle w:val="Compact"/>
             </w:pPr>
             <w:r>
-              <w:t xml:space="preserve">AUTOMATION.md</w:t>
-            </w:r>
-          </w:p>
-        </w:tc>
-        <w:tc>
-          <w:tcPr/>
-          <w:p>
-            <w:pPr>
-              <w:pStyle w:val="Compact"/>
-            </w:pPr>
-            <w:r>
-              <w:t xml:space="preserve">3.2K</w:t>
-            </w:r>
-          </w:p>
-        </w:tc>
-        <w:tc>
-          <w:tcPr/>
-          <w:p>
-            <w:pPr>
-              <w:pStyle w:val="Compact"/>
-            </w:pPr>
-            <w:r>
-              <w:rPr>
-                <w:rFonts w:hint="eastAsia"/>
-              </w:rPr>
-              <w:t xml:space="preserve">自动化流程文档</w:t>
+              <w:t xml:space="preserve">7</w:t>
+            </w:r>
+          </w:p>
+        </w:tc>
+        <w:tc>
+          <w:tcPr/>
+          <w:p>
+            <w:pPr>
+              <w:pStyle w:val="Compact"/>
+            </w:pPr>
+            <w:r>
+              <w:rPr>
+                <w:rFonts w:hint="eastAsia"/>
+              </w:rPr>
+              <w:t xml:space="preserve">自动化文档</w:t>
+            </w:r>
+          </w:p>
+        </w:tc>
+        <w:tc>
+          <w:tcPr/>
+          <w:p>
+            <w:pPr>
+              <w:pStyle w:val="Compact"/>
+            </w:pPr>
+            <w:r>
+              <w:rPr>
+                <w:rStyle w:val="VerbatimChar"/>
+                <w:rFonts w:hint="eastAsia"/>
+              </w:rPr>
+              <w:t xml:space="preserve">./02_产出物/AUTOMATION.md</w:t>
             </w:r>
           </w:p>
         </w:tc>
       </w:tr>
     </w:tbl>
-    <w:bookmarkEnd w:id="46"/>
-    <w:bookmarkStart w:id="47" w:name="目录结构"/>
+    <w:bookmarkEnd w:id="67"/>
+    <w:bookmarkStart w:id="72" w:name="相关文件"/>
     <w:p>
       <w:pPr>
         <w:pStyle w:val="Heading3"/>
       </w:pPr>
       <w:r>
-        <w:t xml:space="preserve">5.2 </w:t>
-      </w:r>
-      <w:r>
-        <w:rPr>
-          <w:rFonts w:hint="eastAsia"/>
-        </w:rPr>
-        <w:t xml:space="preserve">目录结构</w:t>
-      </w:r>
-    </w:p>
-    <w:p>
-      <w:pPr>
-        <w:pStyle w:val="SourceCode"/>
-      </w:pPr>
-      <w:r>
-        <w:rPr>
-          <w:rStyle w:val="VerbatimChar"/>
-        </w:rPr>
-        <w:t xml:space="preserve">zhugebin-news/</w:t>
-      </w:r>
-      <w:r>
-        <w:br/>
-      </w:r>
-      <w:r>
-        <w:rPr>
-          <w:rStyle w:val="VerbatimChar"/>
-        </w:rPr>
-        <w:t xml:space="preserve">├── index.md              # </w:t>
-      </w:r>
-      <w:r>
-        <w:rPr>
-          <w:rStyle w:val="VerbatimChar"/>
-          <w:rFonts w:hint="eastAsia"/>
-        </w:rPr>
-        <w:t xml:space="preserve">文章索引（14</w:t>
-      </w:r>
-      <w:r>
-        <w:rPr>
-          <w:rStyle w:val="VerbatimChar"/>
-        </w:rPr>
-        <w:t xml:space="preserve"> </w:t>
-      </w:r>
-      <w:r>
-        <w:rPr>
-          <w:rStyle w:val="VerbatimChar"/>
-          <w:rFonts w:hint="eastAsia"/>
-        </w:rPr>
-        <w:t xml:space="preserve">篇）</w:t>
-      </w:r>
-      <w:r>
-        <w:br/>
-      </w:r>
-      <w:r>
-        <w:rPr>
-          <w:rStyle w:val="VerbatimChar"/>
-        </w:rPr>
-        <w:t xml:space="preserve">├── AUTOMATION.md         # </w:t>
-      </w:r>
-      <w:r>
-        <w:rPr>
-          <w:rStyle w:val="VerbatimChar"/>
-          <w:rFonts w:hint="eastAsia"/>
-        </w:rPr>
-        <w:t xml:space="preserve">自动化流程文档</w:t>
-      </w:r>
-      <w:r>
-        <w:br/>
-      </w:r>
-      <w:r>
-        <w:rPr>
-          <w:rStyle w:val="VerbatimChar"/>
-        </w:rPr>
-        <w:t xml:space="preserve">├── html/                 # </w:t>
-      </w:r>
-      <w:r>
-        <w:rPr>
-          <w:rStyle w:val="VerbatimChar"/>
-          <w:rFonts w:hint="eastAsia"/>
-        </w:rPr>
-        <w:t xml:space="preserve">原始</w:t>
-      </w:r>
-      <w:r>
-        <w:rPr>
-          <w:rStyle w:val="VerbatimChar"/>
-        </w:rPr>
-        <w:t xml:space="preserve"> </w:t>
-      </w:r>
-      <w:r>
-        <w:rPr>
-          <w:rStyle w:val="VerbatimChar"/>
-          <w:rFonts w:hint="eastAsia"/>
-        </w:rPr>
-        <w:t xml:space="preserve">HTML（13</w:t>
-      </w:r>
-      <w:r>
-        <w:rPr>
-          <w:rStyle w:val="VerbatimChar"/>
-        </w:rPr>
-        <w:t xml:space="preserve"> </w:t>
-      </w:r>
-      <w:r>
-        <w:rPr>
-          <w:rStyle w:val="VerbatimChar"/>
-          <w:rFonts w:hint="eastAsia"/>
-        </w:rPr>
-        <w:t xml:space="preserve">篇）</w:t>
-      </w:r>
-      <w:r>
-        <w:br/>
-      </w:r>
-      <w:r>
-        <w:rPr>
-          <w:rStyle w:val="VerbatimChar"/>
-        </w:rPr>
-        <w:t xml:space="preserve">├── html_compressed/      # </w:t>
-      </w:r>
-      <w:r>
-        <w:rPr>
-          <w:rStyle w:val="VerbatimChar"/>
-          <w:rFonts w:hint="eastAsia"/>
-        </w:rPr>
-        <w:t xml:space="preserve">压缩</w:t>
-      </w:r>
-      <w:r>
-        <w:rPr>
-          <w:rStyle w:val="VerbatimChar"/>
-        </w:rPr>
-        <w:t xml:space="preserve"> </w:t>
-      </w:r>
-      <w:r>
-        <w:rPr>
-          <w:rStyle w:val="VerbatimChar"/>
-          <w:rFonts w:hint="eastAsia"/>
-        </w:rPr>
-        <w:t xml:space="preserve">HTML（13</w:t>
-      </w:r>
-      <w:r>
-        <w:rPr>
-          <w:rStyle w:val="VerbatimChar"/>
-        </w:rPr>
-        <w:t xml:space="preserve"> </w:t>
-      </w:r>
-      <w:r>
-        <w:rPr>
-          <w:rStyle w:val="VerbatimChar"/>
-          <w:rFonts w:hint="eastAsia"/>
-        </w:rPr>
-        <w:t xml:space="preserve">篇，图片内嵌）</w:t>
-      </w:r>
-      <w:r>
-        <w:br/>
-      </w:r>
-      <w:r>
-        <w:rPr>
-          <w:rStyle w:val="VerbatimChar"/>
-        </w:rPr>
-        <w:t xml:space="preserve">├── pdfs/                 # PDF </w:t>
-      </w:r>
-      <w:r>
-        <w:rPr>
-          <w:rStyle w:val="VerbatimChar"/>
-          <w:rFonts w:hint="eastAsia"/>
-        </w:rPr>
-        <w:t xml:space="preserve">目录（待填充）</w:t>
-      </w:r>
-      <w:r>
-        <w:br/>
-      </w:r>
-      <w:r>
-        <w:rPr>
-          <w:rStyle w:val="VerbatimChar"/>
-        </w:rPr>
-        <w:t xml:space="preserve">├── summaries/            # </w:t>
-      </w:r>
-      <w:r>
-        <w:rPr>
-          <w:rStyle w:val="VerbatimChar"/>
-          <w:rFonts w:hint="eastAsia"/>
-        </w:rPr>
-        <w:t xml:space="preserve">摘要文档（13</w:t>
-      </w:r>
-      <w:r>
-        <w:rPr>
-          <w:rStyle w:val="VerbatimChar"/>
-        </w:rPr>
-        <w:t xml:space="preserve"> </w:t>
-      </w:r>
-      <w:r>
-        <w:rPr>
-          <w:rStyle w:val="VerbatimChar"/>
-          <w:rFonts w:hint="eastAsia"/>
-        </w:rPr>
-        <w:t xml:space="preserve">篇）</w:t>
-      </w:r>
-      <w:r>
-        <w:br/>
-      </w:r>
-      <w:r>
-        <w:rPr>
-          <w:rStyle w:val="VerbatimChar"/>
-        </w:rPr>
-        <w:t xml:space="preserve">├── case-studies/         # </w:t>
-      </w:r>
-      <w:r>
-        <w:rPr>
-          <w:rStyle w:val="VerbatimChar"/>
-          <w:rFonts w:hint="eastAsia"/>
-        </w:rPr>
-        <w:t xml:space="preserve">教学案例（2</w:t>
-      </w:r>
-      <w:r>
-        <w:rPr>
-          <w:rStyle w:val="VerbatimChar"/>
-        </w:rPr>
-        <w:t xml:space="preserve"> </w:t>
-      </w:r>
-      <w:r>
-        <w:rPr>
-          <w:rStyle w:val="VerbatimChar"/>
-          <w:rFonts w:hint="eastAsia"/>
-        </w:rPr>
-        <w:t xml:space="preserve">篇）</w:t>
-      </w:r>
-      <w:r>
-        <w:br/>
-      </w:r>
-      <w:r>
-        <w:rPr>
-          <w:rStyle w:val="VerbatimChar"/>
-        </w:rPr>
-        <w:t xml:space="preserve">├── scripts/              # </w:t>
-      </w:r>
-      <w:r>
-        <w:rPr>
-          <w:rStyle w:val="VerbatimChar"/>
-          <w:rFonts w:hint="eastAsia"/>
-        </w:rPr>
-        <w:t xml:space="preserve">脚本（2</w:t>
-      </w:r>
-      <w:r>
-        <w:rPr>
-          <w:rStyle w:val="VerbatimChar"/>
-        </w:rPr>
-        <w:t xml:space="preserve"> </w:t>
-      </w:r>
-      <w:r>
-        <w:rPr>
-          <w:rStyle w:val="VerbatimChar"/>
-          <w:rFonts w:hint="eastAsia"/>
-        </w:rPr>
-        <w:t xml:space="preserve">个）</w:t>
-      </w:r>
-      <w:r>
-        <w:br/>
-      </w:r>
-      <w:r>
-        <w:rPr>
-          <w:rStyle w:val="VerbatimChar"/>
-        </w:rPr>
-        <w:t xml:space="preserve">├── reports/              # </w:t>
-      </w:r>
-      <w:r>
-        <w:rPr>
-          <w:rStyle w:val="VerbatimChar"/>
-          <w:rFonts w:hint="eastAsia"/>
-        </w:rPr>
-        <w:t xml:space="preserve">周报目录</w:t>
-      </w:r>
-      <w:r>
-        <w:br/>
-      </w:r>
-      <w:r>
-        <w:rPr>
-          <w:rStyle w:val="VerbatimChar"/>
-        </w:rPr>
-        <w:t xml:space="preserve">└── logs/                 # </w:t>
-      </w:r>
-      <w:r>
-        <w:rPr>
-          <w:rStyle w:val="VerbatimChar"/>
-          <w:rFonts w:hint="eastAsia"/>
-        </w:rPr>
-        <w:t xml:space="preserve">日志目录</w:t>
-      </w:r>
-    </w:p>
-    <w:p>
-      <w:r>
-        <w:pict>
-          <v:rect style="width:0;height:1.5pt" o:hralign="center" o:hrstd="t" o:hr="t"/>
-        </w:pict>
-      </w:r>
-    </w:p>
-    <w:bookmarkEnd w:id="47"/>
-    <w:bookmarkEnd w:id="48"/>
-    <w:bookmarkStart w:id="52" w:name="六反思与讨论"/>
-    <w:p>
-      <w:pPr>
-        <w:pStyle w:val="Heading2"/>
-      </w:pPr>
-      <w:r>
-        <w:rPr>
-          <w:rFonts w:hint="eastAsia"/>
-        </w:rPr>
-        <w:t xml:space="preserve">六、反思与讨论</w:t>
-      </w:r>
-    </w:p>
-    <w:bookmarkStart w:id="49" w:name="使用心得"/>
-    <w:p>
-      <w:pPr>
-        <w:pStyle w:val="Heading3"/>
-      </w:pPr>
-      <w:r>
-        <w:t xml:space="preserve">6.1 </w:t>
-      </w:r>
-      <w:r>
-        <w:rPr>
-          <w:rFonts w:hint="eastAsia"/>
-        </w:rPr>
-        <w:t xml:space="preserve">使用心得</w:t>
-      </w:r>
-    </w:p>
-    <w:p>
-      <w:pPr>
-        <w:pStyle w:val="Compact"/>
-        <w:numPr>
-          <w:ilvl w:val="0"/>
-          <w:numId w:val="1011"/>
-        </w:numPr>
-      </w:pPr>
-      <w:r>
-        <w:rPr>
-          <w:b/>
-          <w:bCs/>
-        </w:rPr>
-        <w:t xml:space="preserve">AI </w:t>
-      </w:r>
-      <w:r>
-        <w:rPr>
-          <w:rFonts w:hint="eastAsia"/>
-          <w:b/>
-          <w:bCs/>
-        </w:rPr>
-        <w:t xml:space="preserve">助手的价值</w:t>
-      </w:r>
-      <w:r>
-        <w:rPr>
-          <w:rFonts w:hint="eastAsia"/>
-        </w:rPr>
-        <w:t xml:space="preserve">：能够显著提升工作效率，特别是在数据处理和内容生成方面</w:t>
-      </w:r>
-    </w:p>
-    <w:p>
-      <w:pPr>
-        <w:pStyle w:val="Compact"/>
-        <w:numPr>
-          <w:ilvl w:val="0"/>
-          <w:numId w:val="1011"/>
-        </w:numPr>
-      </w:pPr>
-      <w:r>
-        <w:rPr>
-          <w:rFonts w:hint="eastAsia"/>
-          <w:b/>
-          <w:bCs/>
-        </w:rPr>
-        <w:t xml:space="preserve">技能封装的重要性</w:t>
-      </w:r>
-      <w:r>
-        <w:rPr>
-          <w:rFonts w:hint="eastAsia"/>
-        </w:rPr>
-        <w:t xml:space="preserve">：将解决方案封装为技能，便于复用和分享</w:t>
-      </w:r>
-    </w:p>
-    <w:p>
-      <w:pPr>
-        <w:pStyle w:val="Compact"/>
-        <w:numPr>
-          <w:ilvl w:val="0"/>
-          <w:numId w:val="1011"/>
-        </w:numPr>
-      </w:pPr>
-      <w:r>
-        <w:rPr>
-          <w:rFonts w:hint="eastAsia"/>
-          <w:b/>
-          <w:bCs/>
-        </w:rPr>
-        <w:t xml:space="preserve">自动化流程的价值</w:t>
-      </w:r>
-      <w:r>
-        <w:rPr>
-          <w:rFonts w:hint="eastAsia"/>
-        </w:rPr>
-        <w:t xml:space="preserve">：设置定时任务，减少手动操作</w:t>
-      </w:r>
-    </w:p>
-    <w:p>
-      <w:pPr>
-        <w:pStyle w:val="Compact"/>
-        <w:numPr>
-          <w:ilvl w:val="0"/>
-          <w:numId w:val="1011"/>
-        </w:numPr>
-      </w:pPr>
-      <w:r>
-        <w:rPr>
-          <w:rFonts w:hint="eastAsia"/>
-          <w:b/>
-          <w:bCs/>
-        </w:rPr>
-        <w:t xml:space="preserve">模型迭代的体验</w:t>
-      </w:r>
-      <w:r>
-        <w:rPr>
-          <w:rFonts w:hint="eastAsia"/>
-        </w:rPr>
-        <w:t xml:space="preserve">：切换最新模型可以获得更好的效果</w:t>
-      </w:r>
-    </w:p>
-    <w:bookmarkEnd w:id="49"/>
-    <w:bookmarkStart w:id="50" w:name="学生讨论题"/>
-    <w:p>
-      <w:pPr>
-        <w:pStyle w:val="Heading3"/>
-      </w:pPr>
-      <w:r>
-        <w:t xml:space="preserve">6.2 </w:t>
-      </w:r>
-      <w:r>
-        <w:rPr>
-          <w:rFonts w:hint="eastAsia"/>
-        </w:rPr>
-        <w:t xml:space="preserve">学生讨论题</w:t>
-      </w:r>
-    </w:p>
-    <w:p>
-      <w:pPr>
-        <w:pStyle w:val="Compact"/>
-        <w:numPr>
-          <w:ilvl w:val="0"/>
-          <w:numId w:val="1012"/>
-        </w:numPr>
-      </w:pPr>
-      <w:r>
-        <w:rPr>
-          <w:rFonts w:hint="eastAsia"/>
-          <w:b/>
-          <w:bCs/>
-        </w:rPr>
-        <w:t xml:space="preserve">问题分析</w:t>
-      </w:r>
-      <w:r>
-        <w:rPr>
-          <w:rFonts w:hint="eastAsia"/>
-        </w:rPr>
-        <w:t xml:space="preserve">：案例中</w:t>
-      </w:r>
-      <w:r>
-        <w:t xml:space="preserve"> AI </w:t>
-      </w:r>
-      <w:r>
-        <w:rPr>
-          <w:rFonts w:hint="eastAsia"/>
-        </w:rPr>
-        <w:t xml:space="preserve">是如何识别微信公众号反爬机制的？为什么</w:t>
-      </w:r>
-      <w:r>
-        <w:t xml:space="preserve"> </w:t>
-      </w:r>
-      <w:r>
-        <w:rPr>
-          <w:rStyle w:val="VerbatimChar"/>
-        </w:rPr>
-        <w:t xml:space="preserve">web_fetch</w:t>
-      </w:r>
-      <w:r>
-        <w:t xml:space="preserve"> </w:t>
-      </w:r>
-      <w:r>
-        <w:rPr>
-          <w:rFonts w:hint="eastAsia"/>
-        </w:rPr>
-        <w:t xml:space="preserve">无法获取正文？</w:t>
-      </w:r>
-    </w:p>
-    <w:p>
-      <w:pPr>
-        <w:pStyle w:val="Compact"/>
-        <w:numPr>
-          <w:ilvl w:val="0"/>
-          <w:numId w:val="1012"/>
-        </w:numPr>
-      </w:pPr>
-      <w:r>
-        <w:rPr>
-          <w:rFonts w:hint="eastAsia"/>
-          <w:b/>
-          <w:bCs/>
-        </w:rPr>
-        <w:t xml:space="preserve">方案设计</w:t>
-      </w:r>
-      <w:r>
-        <w:rPr>
-          <w:rFonts w:hint="eastAsia"/>
-        </w:rPr>
-        <w:t xml:space="preserve">：如果你是</w:t>
-      </w:r>
-      <w:r>
-        <w:t xml:space="preserve"> AI </w:t>
-      </w:r>
-      <w:r>
-        <w:rPr>
-          <w:rFonts w:hint="eastAsia"/>
-        </w:rPr>
-        <w:t xml:space="preserve">助手，你会采用什么方法来抓取微信公众号文章？</w:t>
-      </w:r>
-    </w:p>
-    <w:p>
-      <w:pPr>
-        <w:pStyle w:val="Compact"/>
-        <w:numPr>
-          <w:ilvl w:val="0"/>
-          <w:numId w:val="1012"/>
-        </w:numPr>
-      </w:pPr>
-      <w:r>
-        <w:rPr>
-          <w:rFonts w:hint="eastAsia"/>
-          <w:b/>
-          <w:bCs/>
-        </w:rPr>
-        <w:t xml:space="preserve">技能封装</w:t>
-      </w:r>
-      <w:r>
-        <w:rPr>
-          <w:rFonts w:hint="eastAsia"/>
-        </w:rPr>
-        <w:t xml:space="preserve">：为什么需要将解决方案封装为技能？这样做有什么好处？</w:t>
-      </w:r>
-    </w:p>
-    <w:p>
-      <w:pPr>
-        <w:pStyle w:val="Compact"/>
-        <w:numPr>
-          <w:ilvl w:val="0"/>
-          <w:numId w:val="1012"/>
-        </w:numPr>
-      </w:pPr>
-      <w:r>
-        <w:rPr>
-          <w:rFonts w:hint="eastAsia"/>
-          <w:b/>
-          <w:bCs/>
-        </w:rPr>
-        <w:t xml:space="preserve">批量处理</w:t>
-      </w:r>
-      <w:r>
-        <w:rPr>
-          <w:rFonts w:hint="eastAsia"/>
-        </w:rPr>
-        <w:t xml:space="preserve">：如何处理大量重复性任务？自动化流程的设计原则是什么？</w:t>
-      </w:r>
-    </w:p>
-    <w:p>
-      <w:pPr>
-        <w:pStyle w:val="Compact"/>
-        <w:numPr>
-          <w:ilvl w:val="0"/>
-          <w:numId w:val="1012"/>
-        </w:numPr>
-      </w:pPr>
-      <w:r>
-        <w:rPr>
-          <w:rFonts w:hint="eastAsia"/>
-          <w:b/>
-          <w:bCs/>
-        </w:rPr>
-        <w:t xml:space="preserve">人机协作</w:t>
-      </w:r>
-      <w:r>
-        <w:rPr>
-          <w:rFonts w:hint="eastAsia"/>
-        </w:rPr>
-        <w:t xml:space="preserve">：在这个案例中，用户和</w:t>
-      </w:r>
-      <w:r>
-        <w:t xml:space="preserve"> AI </w:t>
-      </w:r>
-      <w:r>
-        <w:rPr>
-          <w:rFonts w:hint="eastAsia"/>
-        </w:rPr>
-        <w:t xml:space="preserve">助手是如何协作的？这种协作模式有什么优势？</w:t>
-      </w:r>
-    </w:p>
-    <w:p>
-      <w:pPr>
-        <w:pStyle w:val="Compact"/>
-        <w:numPr>
-          <w:ilvl w:val="0"/>
-          <w:numId w:val="1012"/>
-        </w:numPr>
-      </w:pPr>
-      <w:r>
-        <w:rPr>
-          <w:rFonts w:hint="eastAsia"/>
-          <w:b/>
-          <w:bCs/>
-        </w:rPr>
-        <w:t xml:space="preserve">应用迁移</w:t>
-      </w:r>
-      <w:r>
-        <w:rPr>
-          <w:rFonts w:hint="eastAsia"/>
-        </w:rPr>
-        <w:t xml:space="preserve">：你能将这个案例中的方法应用到你的专业学习中吗？请举例说明。</w:t>
-      </w:r>
-    </w:p>
-    <w:bookmarkEnd w:id="50"/>
-    <w:bookmarkStart w:id="51" w:name="改进建议"/>
-    <w:p>
-      <w:pPr>
-        <w:pStyle w:val="Heading3"/>
-      </w:pPr>
-      <w:r>
-        <w:t xml:space="preserve">6.3 </w:t>
-      </w:r>
-      <w:r>
-        <w:rPr>
-          <w:rFonts w:hint="eastAsia"/>
-        </w:rPr>
-        <w:t xml:space="preserve">改进建议</w:t>
-      </w:r>
-    </w:p>
-    <w:p>
-      <w:pPr>
-        <w:pStyle w:val="Compact"/>
-        <w:numPr>
-          <w:ilvl w:val="0"/>
-          <w:numId w:val="1013"/>
-        </w:numPr>
-      </w:pPr>
-      <w:r>
-        <w:rPr>
-          <w:b/>
-          <w:bCs/>
-        </w:rPr>
-        <w:t xml:space="preserve">PDF </w:t>
-      </w:r>
-      <w:r>
-        <w:rPr>
-          <w:rFonts w:hint="eastAsia"/>
-          <w:b/>
-          <w:bCs/>
-        </w:rPr>
-        <w:t xml:space="preserve">生成优化</w:t>
-      </w:r>
-      <w:r>
-        <w:rPr>
-          <w:rFonts w:hint="eastAsia"/>
-        </w:rPr>
-        <w:t xml:space="preserve">：安装</w:t>
-      </w:r>
-      <w:r>
-        <w:t xml:space="preserve"> </w:t>
-      </w:r>
-      <w:r>
-        <w:rPr>
-          <w:rStyle w:val="VerbatimChar"/>
-        </w:rPr>
-        <w:t xml:space="preserve">wkhtmltopdf</w:t>
-      </w:r>
-      <w:r>
-        <w:t xml:space="preserve"> </w:t>
-      </w:r>
-      <w:r>
-        <w:rPr>
-          <w:rFonts w:hint="eastAsia"/>
-        </w:rPr>
-        <w:t xml:space="preserve">或</w:t>
-      </w:r>
-      <w:r>
-        <w:t xml:space="preserve"> </w:t>
-      </w:r>
-      <w:r>
-        <w:rPr>
-          <w:rStyle w:val="VerbatimChar"/>
-        </w:rPr>
-        <w:t xml:space="preserve">weasyprint</w:t>
-      </w:r>
-      <w:r>
-        <w:t xml:space="preserve"> </w:t>
-      </w:r>
-      <w:r>
-        <w:rPr>
-          <w:rFonts w:hint="eastAsia"/>
-        </w:rPr>
-        <w:t xml:space="preserve">实现批量</w:t>
-      </w:r>
-      <w:r>
-        <w:t xml:space="preserve"> PDF </w:t>
-      </w:r>
-      <w:r>
-        <w:rPr>
-          <w:rFonts w:hint="eastAsia"/>
-        </w:rPr>
-        <w:t xml:space="preserve">生成</w:t>
-      </w:r>
-    </w:p>
-    <w:p>
-      <w:pPr>
-        <w:pStyle w:val="Compact"/>
-        <w:numPr>
-          <w:ilvl w:val="0"/>
-          <w:numId w:val="1013"/>
-        </w:numPr>
-      </w:pPr>
-      <w:r>
-        <w:rPr>
-          <w:rFonts w:hint="eastAsia"/>
-          <w:b/>
-          <w:bCs/>
-        </w:rPr>
-        <w:t xml:space="preserve">通知机制</w:t>
-      </w:r>
-      <w:r>
-        <w:rPr>
-          <w:rFonts w:hint="eastAsia"/>
-        </w:rPr>
-        <w:t xml:space="preserve">：添加钉钉通知功能，任务完成后自动通知用户</w:t>
-      </w:r>
-    </w:p>
-    <w:p>
-      <w:pPr>
-        <w:pStyle w:val="Compact"/>
-        <w:numPr>
-          <w:ilvl w:val="0"/>
-          <w:numId w:val="1013"/>
-        </w:numPr>
-      </w:pPr>
-      <w:r>
-        <w:rPr>
-          <w:rFonts w:hint="eastAsia"/>
-          <w:b/>
-          <w:bCs/>
-        </w:rPr>
-        <w:t xml:space="preserve">数据可视化</w:t>
-      </w:r>
-      <w:r>
-        <w:rPr>
-          <w:rFonts w:hint="eastAsia"/>
-        </w:rPr>
-        <w:t xml:space="preserve">：生成新闻趋势图表，直观展示媒体报道情况</w:t>
-      </w:r>
-    </w:p>
-    <w:p>
-      <w:pPr>
-        <w:pStyle w:val="Compact"/>
-        <w:numPr>
-          <w:ilvl w:val="0"/>
-          <w:numId w:val="1013"/>
-        </w:numPr>
-      </w:pPr>
-      <w:r>
-        <w:rPr>
-          <w:rFonts w:hint="eastAsia"/>
-          <w:b/>
-          <w:bCs/>
-        </w:rPr>
-        <w:t xml:space="preserve">智能推荐</w:t>
-      </w:r>
-      <w:r>
-        <w:rPr>
-          <w:rFonts w:hint="eastAsia"/>
-        </w:rPr>
-        <w:t xml:space="preserve">：根据新闻内容推荐相关教学资源</w:t>
-      </w:r>
-    </w:p>
-    <w:p>
-      <w:r>
-        <w:pict>
-          <v:rect style="width:0;height:1.5pt" o:hralign="center" o:hrstd="t" o:hr="t"/>
-        </w:pict>
-      </w:r>
-    </w:p>
-    <w:bookmarkEnd w:id="51"/>
-    <w:bookmarkEnd w:id="52"/>
-    <w:bookmarkStart w:id="60" w:name="七附录"/>
-    <w:p>
-      <w:pPr>
-        <w:pStyle w:val="Heading2"/>
-      </w:pPr>
-      <w:r>
-        <w:rPr>
-          <w:rFonts w:hint="eastAsia"/>
-        </w:rPr>
-        <w:t xml:space="preserve">七、附录</w:t>
-      </w:r>
-    </w:p>
-    <w:bookmarkStart w:id="53" w:name="完整对话记录"/>
-    <w:p>
-      <w:pPr>
-        <w:pStyle w:val="Heading3"/>
-      </w:pPr>
-      <w:r>
-        <w:t xml:space="preserve">7.1 </w:t>
-      </w:r>
-      <w:r>
-        <w:rPr>
-          <w:rFonts w:hint="eastAsia"/>
-        </w:rPr>
-        <w:t xml:space="preserve">完整对话记录</w:t>
-      </w:r>
-    </w:p>
-    <w:p>
-      <w:pPr>
-        <w:pStyle w:val="FirstParagraph"/>
-      </w:pPr>
-      <w:r>
-        <w:rPr>
-          <w:rFonts w:hint="eastAsia"/>
-        </w:rPr>
-        <w:t xml:space="preserve">完整对话记录共</w:t>
-      </w:r>
-      <w:r>
-        <w:t xml:space="preserve"> 60+ </w:t>
-      </w:r>
-      <w:r>
-        <w:rPr>
-          <w:rFonts w:hint="eastAsia"/>
-        </w:rPr>
-        <w:t xml:space="preserve">条消息，覆盖约</w:t>
-      </w:r>
-      <w:r>
-        <w:t xml:space="preserve"> 2 </w:t>
-      </w:r>
-      <w:r>
-        <w:rPr>
-          <w:rFonts w:hint="eastAsia"/>
-        </w:rPr>
-        <w:t xml:space="preserve">小时的交互过程。</w:t>
-      </w:r>
-    </w:p>
-    <w:bookmarkEnd w:id="53"/>
-    <w:bookmarkStart w:id="54" w:name="附件清单"/>
-    <w:p>
-      <w:pPr>
-        <w:pStyle w:val="Heading3"/>
-      </w:pPr>
-      <w:r>
-        <w:t xml:space="preserve">7.2 </w:t>
-      </w:r>
-      <w:r>
-        <w:rPr>
-          <w:rFonts w:hint="eastAsia"/>
-        </w:rPr>
-        <w:t xml:space="preserve">附件清单</w:t>
-      </w:r>
-    </w:p>
-    <w:tbl>
-      <w:tblPr>
-        <w:tblStyle w:val="Table"/>
-        <w:tblW w:type="auto" w:w="0"/>
-        <w:tblLook w:firstRow="1" w:lastRow="0" w:firstColumn="0" w:lastColumn="0" w:noHBand="0" w:noVBand="0" w:val="0020"/>
-      </w:tblPr>
-      <w:tblGrid>
-        <w:gridCol w:w="2640"/>
-        <w:gridCol w:w="2640"/>
-        <w:gridCol w:w="2640"/>
-      </w:tblGrid>
-      <w:tr>
-        <w:trPr>
-          <w:tblHeader w:val="on"/>
-        </w:trPr>
-        <w:tc>
-          <w:tcPr/>
-          <w:p>
-            <w:pPr>
-              <w:pStyle w:val="Compact"/>
-            </w:pPr>
-            <w:r>
-              <w:rPr>
-                <w:rFonts w:hint="eastAsia"/>
-              </w:rPr>
-              <w:t xml:space="preserve">序号</w:t>
-            </w:r>
-          </w:p>
-        </w:tc>
-        <w:tc>
-          <w:tcPr/>
-          <w:p>
-            <w:pPr>
-              <w:pStyle w:val="Compact"/>
-            </w:pPr>
-            <w:r>
-              <w:rPr>
-                <w:rFonts w:hint="eastAsia"/>
-              </w:rPr>
-              <w:t xml:space="preserve">文件</w:t>
-            </w:r>
-          </w:p>
-        </w:tc>
-        <w:tc>
-          <w:tcPr/>
-          <w:p>
-            <w:pPr>
-              <w:pStyle w:val="Compact"/>
-            </w:pPr>
-            <w:r>
-              <w:rPr>
-                <w:rFonts w:hint="eastAsia"/>
-              </w:rPr>
-              <w:t xml:space="preserve">路径</w:t>
-            </w:r>
-          </w:p>
-        </w:tc>
-      </w:tr>
-      <w:tr>
-        <w:tc>
-          <w:tcPr/>
-          <w:p>
-            <w:pPr>
-              <w:pStyle w:val="Compact"/>
-            </w:pPr>
-            <w:r>
-              <w:t xml:space="preserve">1</w:t>
-            </w:r>
-          </w:p>
-        </w:tc>
-        <w:tc>
-          <w:tcPr/>
-          <w:p>
-            <w:pPr>
-              <w:pStyle w:val="Compact"/>
-            </w:pPr>
-            <w:r>
-              <w:rPr>
-                <w:rFonts w:hint="eastAsia"/>
-              </w:rPr>
-              <w:t xml:space="preserve">微信文章截图</w:t>
-            </w:r>
-          </w:p>
-        </w:tc>
-        <w:tc>
-          <w:tcPr/>
-          <w:p>
-            <w:pPr>
-              <w:pStyle w:val="Compact"/>
-            </w:pPr>
-            <w:r>
-              <w:rPr>
-                <w:rStyle w:val="VerbatimChar"/>
-                <w:rFonts w:hint="eastAsia"/>
-              </w:rPr>
-              <w:t xml:space="preserve">./03_输入材料/模块</w:t>
-            </w:r>
-            <w:r>
-              <w:rPr>
-                <w:rStyle w:val="VerbatimChar"/>
-              </w:rPr>
-              <w:t xml:space="preserve"> </w:t>
-            </w:r>
-            <w:r>
-              <w:rPr>
-                <w:rStyle w:val="VerbatimChar"/>
-                <w:rFonts w:hint="eastAsia"/>
-              </w:rPr>
-              <w:t xml:space="preserve">1_微信文章截图_1.jpg</w:t>
-            </w:r>
-          </w:p>
-        </w:tc>
-      </w:tr>
-      <w:tr>
-        <w:tc>
-          <w:tcPr/>
-          <w:p>
-            <w:pPr>
-              <w:pStyle w:val="Compact"/>
-            </w:pPr>
-            <w:r>
-              <w:t xml:space="preserve">2</w:t>
-            </w:r>
-          </w:p>
-        </w:tc>
-        <w:tc>
-          <w:tcPr/>
-          <w:p>
-            <w:pPr>
-              <w:pStyle w:val="Compact"/>
-            </w:pPr>
-            <w:r>
-              <w:t xml:space="preserve">PDF </w:t>
-            </w:r>
-            <w:r>
-              <w:rPr>
-                <w:rFonts w:hint="eastAsia"/>
-              </w:rPr>
-              <w:t xml:space="preserve">效果截图</w:t>
-            </w:r>
-          </w:p>
-        </w:tc>
-        <w:tc>
-          <w:tcPr/>
-          <w:p>
-            <w:pPr>
-              <w:pStyle w:val="Compact"/>
-            </w:pPr>
-            <w:r>
-              <w:rPr>
-                <w:rStyle w:val="VerbatimChar"/>
-                <w:rFonts w:hint="eastAsia"/>
-              </w:rPr>
-              <w:t xml:space="preserve">./03_输入材料/模块</w:t>
-            </w:r>
-            <w:r>
-              <w:rPr>
-                <w:rStyle w:val="VerbatimChar"/>
-              </w:rPr>
-              <w:t xml:space="preserve"> 3_PDF </w:t>
-            </w:r>
-            <w:r>
-              <w:rPr>
-                <w:rStyle w:val="VerbatimChar"/>
-                <w:rFonts w:hint="eastAsia"/>
-              </w:rPr>
-              <w:t xml:space="preserve">效果截图_1.jpg</w:t>
-            </w:r>
-          </w:p>
-        </w:tc>
-      </w:tr>
-      <w:tr>
-        <w:tc>
-          <w:tcPr/>
-          <w:p>
-            <w:pPr>
-              <w:pStyle w:val="Compact"/>
-            </w:pPr>
-            <w:r>
-              <w:t xml:space="preserve">3</w:t>
-            </w:r>
-          </w:p>
-        </w:tc>
-        <w:tc>
-          <w:tcPr/>
-          <w:p>
-            <w:pPr>
-              <w:pStyle w:val="Compact"/>
-            </w:pPr>
-            <w:r>
-              <w:t xml:space="preserve">HTML </w:t>
-            </w:r>
-            <w:r>
-              <w:rPr>
-                <w:rFonts w:hint="eastAsia"/>
-              </w:rPr>
-              <w:t xml:space="preserve">文件包</w:t>
-            </w:r>
-          </w:p>
-        </w:tc>
-        <w:tc>
-          <w:tcPr/>
-          <w:p>
-            <w:pPr>
-              <w:pStyle w:val="Compact"/>
-            </w:pPr>
-            <w:r>
-              <w:rPr>
-                <w:rStyle w:val="VerbatimChar"/>
-                <w:rFonts w:hint="eastAsia"/>
-              </w:rPr>
-              <w:t xml:space="preserve">./02_产出物/zhugebin-news-html.zip</w:t>
-            </w:r>
-          </w:p>
-        </w:tc>
-      </w:tr>
-      <w:tr>
-        <w:tc>
-          <w:tcPr/>
-          <w:p>
-            <w:pPr>
-              <w:pStyle w:val="Compact"/>
-            </w:pPr>
-            <w:r>
-              <w:t xml:space="preserve">4</w:t>
-            </w:r>
-          </w:p>
-        </w:tc>
-        <w:tc>
-          <w:tcPr/>
-          <w:p>
-            <w:pPr>
-              <w:pStyle w:val="Compact"/>
-            </w:pPr>
-            <w:r>
-              <w:rPr>
-                <w:rFonts w:hint="eastAsia"/>
-              </w:rPr>
-              <w:t xml:space="preserve">摘要文件包</w:t>
-            </w:r>
-          </w:p>
-        </w:tc>
-        <w:tc>
-          <w:tcPr/>
-          <w:p>
-            <w:pPr>
-              <w:pStyle w:val="Compact"/>
-            </w:pPr>
-            <w:r>
-              <w:rPr>
-                <w:rStyle w:val="VerbatimChar"/>
-                <w:rFonts w:hint="eastAsia"/>
-              </w:rPr>
-              <w:t xml:space="preserve">./02_产出物/zhugebin-news-summaries.zip</w:t>
-            </w:r>
-          </w:p>
-        </w:tc>
-      </w:tr>
-      <w:tr>
-        <w:tc>
-          <w:tcPr/>
-          <w:p>
-            <w:pPr>
-              <w:pStyle w:val="Compact"/>
-            </w:pPr>
-            <w:r>
-              <w:t xml:space="preserve">5</w:t>
-            </w:r>
-          </w:p>
-        </w:tc>
-        <w:tc>
-          <w:tcPr/>
-          <w:p>
-            <w:pPr>
-              <w:pStyle w:val="Compact"/>
-            </w:pPr>
-            <w:r>
-              <w:rPr>
-                <w:rFonts w:hint="eastAsia"/>
-              </w:rPr>
-              <w:t xml:space="preserve">案例文件包</w:t>
-            </w:r>
-          </w:p>
-        </w:tc>
-        <w:tc>
-          <w:tcPr/>
-          <w:p>
-            <w:pPr>
-              <w:pStyle w:val="Compact"/>
-            </w:pPr>
-            <w:r>
-              <w:rPr>
-                <w:rStyle w:val="VerbatimChar"/>
-                <w:rFonts w:hint="eastAsia"/>
-              </w:rPr>
-              <w:t xml:space="preserve">./02_产出物/zhugebin-news-case-study.zip</w:t>
-            </w:r>
-          </w:p>
-        </w:tc>
-      </w:tr>
-      <w:tr>
-        <w:tc>
-          <w:tcPr/>
-          <w:p>
-            <w:pPr>
-              <w:pStyle w:val="Compact"/>
-            </w:pPr>
-            <w:r>
-              <w:t xml:space="preserve">6</w:t>
-            </w:r>
-          </w:p>
-        </w:tc>
-        <w:tc>
-          <w:tcPr/>
-          <w:p>
-            <w:pPr>
-              <w:pStyle w:val="Compact"/>
-            </w:pPr>
-            <w:r>
-              <w:rPr>
-                <w:rFonts w:hint="eastAsia"/>
-              </w:rPr>
-              <w:t xml:space="preserve">教学案例</w:t>
-            </w:r>
-          </w:p>
-        </w:tc>
-        <w:tc>
-          <w:tcPr/>
-          <w:p>
-            <w:pPr>
-              <w:pStyle w:val="Compact"/>
-            </w:pPr>
-            <w:r>
-              <w:rPr>
-                <w:rStyle w:val="VerbatimChar"/>
-                <w:rFonts w:hint="eastAsia"/>
-              </w:rPr>
-              <w:t xml:space="preserve">./02_产出物/zhugebin-xiaolongxia-teaching-case.md</w:t>
-            </w:r>
-          </w:p>
-        </w:tc>
-      </w:tr>
-      <w:tr>
-        <w:tc>
-          <w:tcPr/>
-          <w:p>
-            <w:pPr>
-              <w:pStyle w:val="Compact"/>
-            </w:pPr>
-            <w:r>
-              <w:t xml:space="preserve">7</w:t>
-            </w:r>
-          </w:p>
-        </w:tc>
-        <w:tc>
-          <w:tcPr/>
-          <w:p>
-            <w:pPr>
-              <w:pStyle w:val="Compact"/>
-            </w:pPr>
-            <w:r>
-              <w:rPr>
-                <w:rFonts w:hint="eastAsia"/>
-              </w:rPr>
-              <w:t xml:space="preserve">今日案例</w:t>
-            </w:r>
-          </w:p>
-        </w:tc>
-        <w:tc>
-          <w:tcPr/>
-          <w:p>
-            <w:pPr>
-              <w:pStyle w:val="Compact"/>
-            </w:pPr>
-            <w:r>
-              <w:rPr>
-                <w:rStyle w:val="VerbatimChar"/>
-                <w:rFonts w:hint="eastAsia"/>
-              </w:rPr>
-              <w:t xml:space="preserve">./02_产出物/today-chat-teaching-case.md</w:t>
-            </w:r>
-          </w:p>
-        </w:tc>
-      </w:tr>
-      <w:tr>
-        <w:tc>
-          <w:tcPr/>
-          <w:p>
-            <w:pPr>
-              <w:pStyle w:val="Compact"/>
-            </w:pPr>
-            <w:r>
-              <w:t xml:space="preserve">8</w:t>
-            </w:r>
-          </w:p>
-        </w:tc>
-        <w:tc>
-          <w:tcPr/>
-          <w:p>
-            <w:pPr>
-              <w:pStyle w:val="Compact"/>
-            </w:pPr>
-            <w:r>
-              <w:rPr>
-                <w:rFonts w:hint="eastAsia"/>
-              </w:rPr>
-              <w:t xml:space="preserve">新闻索引</w:t>
-            </w:r>
-          </w:p>
-        </w:tc>
-        <w:tc>
-          <w:tcPr/>
-          <w:p>
-            <w:pPr>
-              <w:pStyle w:val="Compact"/>
-            </w:pPr>
-            <w:r>
-              <w:rPr>
-                <w:rStyle w:val="VerbatimChar"/>
-                <w:rFonts w:hint="eastAsia"/>
-              </w:rPr>
-              <w:t xml:space="preserve">./02_产出物/index.md</w:t>
-            </w:r>
-          </w:p>
-        </w:tc>
-      </w:tr>
-      <w:tr>
-        <w:tc>
-          <w:tcPr/>
-          <w:p>
-            <w:pPr>
-              <w:pStyle w:val="Compact"/>
-            </w:pPr>
-            <w:r>
-              <w:t xml:space="preserve">9</w:t>
-            </w:r>
-          </w:p>
-        </w:tc>
-        <w:tc>
-          <w:tcPr/>
-          <w:p>
-            <w:pPr>
-              <w:pStyle w:val="Compact"/>
-            </w:pPr>
-            <w:r>
-              <w:rPr>
-                <w:rFonts w:hint="eastAsia"/>
-              </w:rPr>
-              <w:t xml:space="preserve">自动化文档</w:t>
-            </w:r>
-          </w:p>
-        </w:tc>
-        <w:tc>
-          <w:tcPr/>
-          <w:p>
-            <w:pPr>
-              <w:pStyle w:val="Compact"/>
-            </w:pPr>
-            <w:r>
-              <w:rPr>
-                <w:rStyle w:val="VerbatimChar"/>
-                <w:rFonts w:hint="eastAsia"/>
-              </w:rPr>
-              <w:t xml:space="preserve">./02_产出物/AUTOMATION.md</w:t>
-            </w:r>
-          </w:p>
-        </w:tc>
-      </w:tr>
-    </w:tbl>
-    <w:bookmarkEnd w:id="54"/>
-    <w:bookmarkStart w:id="59" w:name="相关文件"/>
-    <w:p>
-      <w:pPr>
-        <w:pStyle w:val="Heading3"/>
-      </w:pPr>
-      <w:r>
-        <w:t xml:space="preserve">7.3 </w:t>
+        <w:t xml:space="preserve">7.4 </w:t>
       </w:r>
       <w:r>
         <w:rPr>
@@ -8693,7 +9103,7 @@
           <w:numId w:val="1014"/>
         </w:numPr>
       </w:pPr>
-      <w:hyperlink r:id="rId55">
+      <w:hyperlink r:id="rId68">
         <w:r>
           <w:rPr>
             <w:rStyle w:val="Hyperlink"/>
@@ -8717,7 +9127,7 @@
           <w:numId w:val="1014"/>
         </w:numPr>
       </w:pPr>
-      <w:hyperlink r:id="rId56">
+      <w:hyperlink r:id="rId69">
         <w:r>
           <w:rPr>
             <w:rStyle w:val="Hyperlink"/>
@@ -8735,7 +9145,7 @@
           <w:numId w:val="1014"/>
         </w:numPr>
       </w:pPr>
-      <w:hyperlink r:id="rId57">
+      <w:hyperlink r:id="rId70">
         <w:r>
           <w:rPr>
             <w:rStyle w:val="Hyperlink"/>
@@ -8753,7 +9163,7 @@
           <w:numId w:val="1014"/>
         </w:numPr>
       </w:pPr>
-      <w:hyperlink r:id="rId58">
+      <w:hyperlink r:id="rId71">
         <w:r>
           <w:rPr>
             <w:rStyle w:val="Hyperlink"/>
@@ -8925,9 +9335,9 @@
         <w:t xml:space="preserve">技能）</w:t>
       </w:r>
     </w:p>
-    <w:bookmarkEnd w:id="59"/>
-    <w:bookmarkEnd w:id="60"/>
-    <w:bookmarkEnd w:id="61"/>
+    <w:bookmarkEnd w:id="72"/>
+    <w:bookmarkEnd w:id="73"/>
+    <w:bookmarkEnd w:id="74"/>
     <w:sectPr>
       <w:footnotePr>
         <w:numRestart w:val="eachSect"/>
